--- a/datasheet_gen/word_templates/VOLTAGEDIPS.docx
+++ b/datasheet_gen/word_templates/VOLTAGEDIPS.docx
@@ -433,6 +433,7 @@
       <w:tr>
         <w:trPr>
           <w:trHeight w:val="737"/>
+          <w:tblHeader/>
         </w:trPr>
         <w:tc>
           <w:tcPr>
@@ -1313,9 +1314,144 @@
             <w:vAlign w:val="center"/>
           </w:tcPr>
           <w:p>
-            <w:r/>
-            <w:r>
-              <w:t>{{ immunity_test_requirement }}</w:t>
+            <w:pPr>
+              <w:spacing w:line="276" w:lineRule="auto"/>
+              <w:rPr>
+                <w:rFonts w:ascii="Arial" w:hAnsi="Arial" w:cs="Arial"/>
+                <w:lang w:val="en-US"/>
+              </w:rPr>
+            </w:pPr>
+            <w:sdt>
+              <w:sdtPr>
+                <w:rPr>
+                  <w:rFonts w:ascii="Arial" w:hAnsi="Arial" w:cs="Arial"/>
+                  <w:lang w:val="en-US"/>
+                </w:rPr>
+                <w:id w:val="402883890"/>
+                <w:placeholder>
+                  <w:docPart w:val="981122F947D5481ABB698EDDF09EC20E"/>
+                </w:placeholder>
+                <w14:checkbox>
+                  <w14:checked w14:val="0"/>
+                  <w14:checkedState w14:val="2612" w14:font="MS Gothic"/>
+                  <w14:uncheckedState w14:val="2610" w14:font="MS Gothic"/>
+                </w14:checkbox>
+              </w:sdtPr>
+              <w:sdtContent>
+                <w:r>
+                  <w:rPr>
+                    <w:rFonts w:ascii="Segoe UI Symbol" w:eastAsia="MS Gothic" w:hAnsi="Segoe UI Symbol" w:cs="Segoe UI Symbol"/>
+                    <w:lang w:val="en-US"/>
+                  </w:rPr>
+                  <w:t>☐</w:t>
+                </w:r>
+              </w:sdtContent>
+            </w:sdt>
+            <w:r>
+              <w:rPr>
+                <w:rFonts w:ascii="Arial" w:hAnsi="Arial" w:cs="Arial"/>
+                <w:lang w:val="en-US"/>
+              </w:rPr>
+              <w:t xml:space="preserve"> Basic </w:t>
+            </w:r>
+            <w:sdt>
+              <w:sdtPr>
+                <w:rPr>
+                  <w:rFonts w:ascii="Arial" w:hAnsi="Arial" w:cs="Arial"/>
+                  <w:lang w:val="en-US"/>
+                </w:rPr>
+                <w:id w:val="713388532"/>
+                <w:placeholder>
+                  <w:docPart w:val="7A269D7896044C6C93A0E6287AB31662"/>
+                </w:placeholder>
+                <w14:checkbox>
+                  <w14:checked w14:val="0"/>
+                  <w14:checkedState w14:val="2612" w14:font="MS Gothic"/>
+                  <w14:uncheckedState w14:val="2610" w14:font="MS Gothic"/>
+                </w14:checkbox>
+              </w:sdtPr>
+              <w:sdtContent>
+                <w:r>
+                  <w:rPr>
+                    <w:rFonts w:ascii="Segoe UI Symbol" w:eastAsia="MS Gothic" w:hAnsi="Segoe UI Symbol" w:cs="Segoe UI Symbol"/>
+                    <w:lang w:val="en-US"/>
+                  </w:rPr>
+                  <w:t>☐</w:t>
+                </w:r>
+              </w:sdtContent>
+            </w:sdt>
+            <w:r>
+              <w:rPr>
+                <w:rFonts w:ascii="Arial" w:hAnsi="Arial" w:cs="Arial"/>
+                <w:lang w:val="en-US"/>
+              </w:rPr>
+              <w:t xml:space="preserve">  Industrial   </w:t>
+            </w:r>
+            <w:sdt>
+              <w:sdtPr>
+                <w:rPr>
+                  <w:rFonts w:ascii="Arial" w:hAnsi="Arial" w:cs="Arial"/>
+                  <w:lang w:val="en-US"/>
+                </w:rPr>
+                <w:id w:val="151646144"/>
+                <w:placeholder>
+                  <w:docPart w:val="4255864D907440A0A29B0E41EF9025BA"/>
+                </w:placeholder>
+                <w14:checkbox>
+                  <w14:checked w14:val="0"/>
+                  <w14:checkedState w14:val="2612" w14:font="MS Gothic"/>
+                  <w14:uncheckedState w14:val="2610" w14:font="MS Gothic"/>
+                </w14:checkbox>
+              </w:sdtPr>
+              <w:sdtContent>
+                <w:r>
+                  <w:rPr>
+                    <w:rFonts w:ascii="Segoe UI Symbol" w:eastAsia="MS Gothic" w:hAnsi="Segoe UI Symbol" w:cs="Segoe UI Symbol"/>
+                    <w:lang w:val="en-US"/>
+                  </w:rPr>
+                  <w:t>☐</w:t>
+                </w:r>
+              </w:sdtContent>
+            </w:sdt>
+            <w:r>
+              <w:rPr>
+                <w:rFonts w:ascii="Arial" w:hAnsi="Arial" w:cs="Arial"/>
+                <w:lang w:val="en-US"/>
+              </w:rPr>
+              <w:t xml:space="preserve">  Controlled  </w:t>
+            </w:r>
+            <w:sdt>
+              <w:sdtPr>
+                <w:rPr>
+                  <w:rFonts w:ascii="Arial" w:hAnsi="Arial" w:cs="Arial"/>
+                  <w:lang w:val="en-US"/>
+                </w:rPr>
+                <w:id w:val="-26791447"/>
+                <w:placeholder>
+                  <w:docPart w:val="AC66EF559239416484D80EA1A779E95E"/>
+                </w:placeholder>
+                <w14:checkbox>
+                  <w14:checked w14:val="0"/>
+                  <w14:checkedState w14:val="2612" w14:font="MS Gothic"/>
+                  <w14:uncheckedState w14:val="2610" w14:font="MS Gothic"/>
+                </w14:checkbox>
+              </w:sdtPr>
+              <w:sdtContent>
+                <w:r>
+                  <w:rPr>
+                    <w:rFonts w:ascii="Segoe UI Symbol" w:eastAsia="MS Gothic" w:hAnsi="Segoe UI Symbol" w:cs="Segoe UI Symbol"/>
+                    <w:lang w:val="en-US"/>
+                  </w:rPr>
+                  <w:t>☐</w:t>
+                </w:r>
+              </w:sdtContent>
+            </w:sdt>
+            <w:r>
+              <w:rPr>
+                <w:rFonts w:ascii="Arial" w:hAnsi="Arial" w:cs="Arial"/>
+                <w:lang w:val="en-US"/>
+              </w:rPr>
+              <w:t xml:space="preserve"> Custom</w:t>
             </w:r>
           </w:p>
         </w:tc>
@@ -1353,9 +1489,42 @@
             <w:vAlign w:val="center"/>
           </w:tcPr>
           <w:p>
-            <w:r/>
-            <w:r>
-              <w:t>{{ test_port }}</w:t>
+            <w:pPr>
+              <w:spacing w:line="276" w:lineRule="auto"/>
+              <w:rPr>
+                <w:rFonts w:ascii="Arial" w:hAnsi="Arial" w:cs="Arial"/>
+                <w:lang w:val="en-US"/>
+              </w:rPr>
+            </w:pPr>
+            <w:sdt>
+              <w:sdtPr>
+                <w:rPr>
+                  <w:rFonts w:ascii="Arial" w:hAnsi="Arial" w:cs="Arial"/>
+                  <w:lang w:val="en-US"/>
+                </w:rPr>
+                <w:id w:val="-746730312"/>
+                <w14:checkbox>
+                  <w14:checked w14:val="0"/>
+                  <w14:checkedState w14:val="2612" w14:font="MS Gothic"/>
+                  <w14:uncheckedState w14:val="2610" w14:font="MS Gothic"/>
+                </w14:checkbox>
+              </w:sdtPr>
+              <w:sdtContent>
+                <w:r>
+                  <w:rPr>
+                    <w:rFonts w:ascii="Segoe UI Symbol" w:eastAsia="MS Gothic" w:hAnsi="Segoe UI Symbol" w:cs="Segoe UI Symbol"/>
+                    <w:lang w:val="en-US"/>
+                  </w:rPr>
+                  <w:t>☐</w:t>
+                </w:r>
+              </w:sdtContent>
+            </w:sdt>
+            <w:r>
+              <w:rPr>
+                <w:rFonts w:ascii="Arial" w:hAnsi="Arial" w:cs="Arial"/>
+                <w:lang w:val="en-US"/>
+              </w:rPr>
+              <w:t xml:space="preserve"> Power Line</w:t>
             </w:r>
           </w:p>
         </w:tc>
@@ -1394,9 +1563,20 @@
             <w:vAlign w:val="center"/>
           </w:tcPr>
           <w:p>
-            <w:r/>
-            <w:r>
-              <w:t>{{ test_level }}</w:t>
+            <w:pPr>
+              <w:spacing w:line="276" w:lineRule="auto"/>
+              <w:jc w:val="center"/>
+              <w:rPr>
+                <w:rFonts w:ascii="Arial" w:hAnsi="Arial" w:cs="Arial"/>
+                <w:lang w:val="en-US"/>
+              </w:rPr>
+            </w:pPr>
+            <w:r>
+              <w:rPr>
+                <w:rFonts w:ascii="Arial" w:hAnsi="Arial" w:cs="Arial"/>
+                <w:lang w:val="en-US"/>
+              </w:rPr>
+              <w:t>Voltage Dips</w:t>
             </w:r>
           </w:p>
         </w:tc>
@@ -1406,8 +1586,21 @@
             <w:vAlign w:val="center"/>
           </w:tcPr>
           <w:p>
-            <w:r/>
-            <w:r/>
+            <w:pPr>
+              <w:spacing w:line="276" w:lineRule="auto"/>
+              <w:jc w:val="center"/>
+              <w:rPr>
+                <w:rFonts w:ascii="Arial" w:hAnsi="Arial" w:cs="Arial"/>
+                <w:lang w:val="en-US"/>
+              </w:rPr>
+            </w:pPr>
+            <w:r>
+              <w:rPr>
+                <w:rFonts w:ascii="Arial" w:hAnsi="Arial" w:cs="Arial"/>
+                <w:lang w:val="en-US"/>
+              </w:rPr>
+              <w:t>Interruption</w:t>
+            </w:r>
           </w:p>
         </w:tc>
       </w:tr>
@@ -1437,9 +1630,20 @@
             <w:vAlign w:val="center"/>
           </w:tcPr>
           <w:p>
-            <w:r/>
-            <w:r>
-              <w:t>{{ test_level_2 }}</w:t>
+            <w:pPr>
+              <w:spacing w:line="276" w:lineRule="auto"/>
+              <w:jc w:val="center"/>
+              <w:rPr>
+                <w:rFonts w:ascii="Arial" w:hAnsi="Arial" w:cs="Arial"/>
+                <w:lang w:val="en-US"/>
+              </w:rPr>
+            </w:pPr>
+            <w:r>
+              <w:rPr>
+                <w:rFonts w:ascii="Arial" w:hAnsi="Arial" w:cs="Arial"/>
+                <w:lang w:val="en-US"/>
+              </w:rPr>
+              <w:t>0 %</w:t>
             </w:r>
           </w:p>
         </w:tc>
@@ -1449,8 +1653,29 @@
             <w:vAlign w:val="center"/>
           </w:tcPr>
           <w:p>
-            <w:r/>
-            <w:r/>
+            <w:pPr>
+              <w:spacing w:line="276" w:lineRule="auto"/>
+              <w:jc w:val="center"/>
+              <w:rPr>
+                <w:rFonts w:ascii="Arial" w:hAnsi="Arial" w:cs="Arial"/>
+                <w:lang w:val="en-US"/>
+              </w:rPr>
+            </w:pPr>
+            <w:r>
+              <w:rPr>
+                <w:rFonts w:ascii="Arial" w:hAnsi="Arial" w:cs="Arial"/>
+                <w:color w:val="0070C0"/>
+                <w:lang w:val="en-US"/>
+              </w:rPr>
+              <w:t xml:space="preserve">0/40 </w:t>
+            </w:r>
+            <w:r>
+              <w:rPr>
+                <w:rFonts w:ascii="Arial" w:hAnsi="Arial" w:cs="Arial"/>
+                <w:lang w:val="en-US"/>
+              </w:rPr>
+              <w:t>%</w:t>
+            </w:r>
           </w:p>
         </w:tc>
         <w:tc>
@@ -1460,8 +1685,21 @@
             <w:vAlign w:val="center"/>
           </w:tcPr>
           <w:p>
-            <w:r/>
-            <w:r/>
+            <w:pPr>
+              <w:spacing w:line="276" w:lineRule="auto"/>
+              <w:jc w:val="center"/>
+              <w:rPr>
+                <w:rFonts w:ascii="Arial" w:hAnsi="Arial" w:cs="Arial"/>
+                <w:lang w:val="en-US"/>
+              </w:rPr>
+            </w:pPr>
+            <w:r>
+              <w:rPr>
+                <w:rFonts w:ascii="Arial" w:hAnsi="Arial" w:cs="Arial"/>
+                <w:lang w:val="en-US"/>
+              </w:rPr>
+              <w:t>70%</w:t>
+            </w:r>
           </w:p>
         </w:tc>
         <w:tc>
@@ -1470,8 +1708,21 @@
             <w:vAlign w:val="center"/>
           </w:tcPr>
           <w:p>
-            <w:r/>
-            <w:r/>
+            <w:pPr>
+              <w:spacing w:line="276" w:lineRule="auto"/>
+              <w:jc w:val="center"/>
+              <w:rPr>
+                <w:rFonts w:ascii="Arial" w:hAnsi="Arial" w:cs="Arial"/>
+                <w:lang w:val="en-US"/>
+              </w:rPr>
+            </w:pPr>
+            <w:r>
+              <w:rPr>
+                <w:rFonts w:ascii="Arial" w:hAnsi="Arial" w:cs="Arial"/>
+                <w:lang w:val="en-US"/>
+              </w:rPr>
+              <w:t>0 %</w:t>
+            </w:r>
           </w:p>
         </w:tc>
       </w:tr>
@@ -1501,9 +1752,20 @@
             <w:vAlign w:val="center"/>
           </w:tcPr>
           <w:p>
-            <w:r/>
-            <w:r>
-              <w:t>{{ test_level_3 }}</w:t>
+            <w:pPr>
+              <w:spacing w:line="276" w:lineRule="auto"/>
+              <w:jc w:val="center"/>
+              <w:rPr>
+                <w:rFonts w:ascii="Arial" w:hAnsi="Arial" w:cs="Arial"/>
+                <w:lang w:val="en-US"/>
+              </w:rPr>
+            </w:pPr>
+            <w:r>
+              <w:rPr>
+                <w:rFonts w:ascii="Arial" w:hAnsi="Arial" w:cs="Arial"/>
+                <w:lang w:val="en-US"/>
+              </w:rPr>
+              <w:t>cycle</w:t>
             </w:r>
           </w:p>
         </w:tc>
@@ -1513,8 +1775,21 @@
             <w:vAlign w:val="center"/>
           </w:tcPr>
           <w:p>
-            <w:r/>
-            <w:r/>
+            <w:pPr>
+              <w:spacing w:line="276" w:lineRule="auto"/>
+              <w:jc w:val="center"/>
+              <w:rPr>
+                <w:rFonts w:ascii="Arial" w:hAnsi="Arial" w:cs="Arial"/>
+                <w:lang w:val="en-US"/>
+              </w:rPr>
+            </w:pPr>
+            <w:r>
+              <w:rPr>
+                <w:rFonts w:ascii="Arial" w:hAnsi="Arial" w:cs="Arial"/>
+                <w:lang w:val="en-US"/>
+              </w:rPr>
+              <w:t>cycles</w:t>
+            </w:r>
           </w:p>
         </w:tc>
         <w:tc>
@@ -1524,8 +1799,21 @@
             <w:vAlign w:val="center"/>
           </w:tcPr>
           <w:p>
-            <w:r/>
-            <w:r/>
+            <w:pPr>
+              <w:spacing w:line="276" w:lineRule="auto"/>
+              <w:jc w:val="center"/>
+              <w:rPr>
+                <w:rFonts w:ascii="Arial" w:hAnsi="Arial" w:cs="Arial"/>
+                <w:lang w:val="en-US"/>
+              </w:rPr>
+            </w:pPr>
+            <w:r>
+              <w:rPr>
+                <w:rFonts w:ascii="Arial" w:hAnsi="Arial" w:cs="Arial"/>
+                <w:lang w:val="en-US"/>
+              </w:rPr>
+              <w:t>cycles</w:t>
+            </w:r>
           </w:p>
         </w:tc>
         <w:tc>
@@ -1534,8 +1822,21 @@
             <w:vAlign w:val="center"/>
           </w:tcPr>
           <w:p>
-            <w:r/>
-            <w:r/>
+            <w:pPr>
+              <w:spacing w:line="276" w:lineRule="auto"/>
+              <w:jc w:val="center"/>
+              <w:rPr>
+                <w:rFonts w:ascii="Arial" w:hAnsi="Arial" w:cs="Arial"/>
+                <w:lang w:val="en-US"/>
+              </w:rPr>
+            </w:pPr>
+            <w:r>
+              <w:rPr>
+                <w:rFonts w:ascii="Arial" w:hAnsi="Arial" w:cs="Arial"/>
+                <w:lang w:val="en-US"/>
+              </w:rPr>
+              <w:t>cycles</w:t>
+            </w:r>
           </w:p>
         </w:tc>
       </w:tr>
@@ -1572,9 +1873,86 @@
             <w:vAlign w:val="center"/>
           </w:tcPr>
           <w:p>
-            <w:r/>
-            <w:r>
-              <w:t>{{ number_of_voltage_dips_interruptions }}</w:t>
+            <w:pPr>
+              <w:spacing w:line="276" w:lineRule="auto"/>
+              <w:rPr>
+                <w:rFonts w:ascii="Arial" w:hAnsi="Arial" w:cs="Arial"/>
+                <w:lang w:val="en-US"/>
+              </w:rPr>
+            </w:pPr>
+            <w:sdt>
+              <w:sdtPr>
+                <w:rPr>
+                  <w:rFonts w:ascii="Arial" w:hAnsi="Arial" w:cs="Arial"/>
+                  <w:lang w:val="en-US"/>
+                </w:rPr>
+                <w:id w:val="497855683"/>
+                <w14:checkbox>
+                  <w14:checked w14:val="0"/>
+                  <w14:checkedState w14:val="2612" w14:font="MS Gothic"/>
+                  <w14:uncheckedState w14:val="2610" w14:font="MS Gothic"/>
+                </w14:checkbox>
+              </w:sdtPr>
+              <w:sdtContent>
+                <w:r>
+                  <w:rPr>
+                    <w:rFonts w:ascii="Segoe UI Symbol" w:eastAsia="MS Gothic" w:hAnsi="Segoe UI Symbol" w:cs="Segoe UI Symbol"/>
+                    <w:lang w:val="en-US"/>
+                  </w:rPr>
+                  <w:t>☐</w:t>
+                </w:r>
+              </w:sdtContent>
+            </w:sdt>
+            <w:r>
+              <w:rPr>
+                <w:rFonts w:ascii="Arial" w:hAnsi="Arial" w:cs="Arial"/>
+                <w:lang w:val="en-US"/>
+              </w:rPr>
+              <w:t xml:space="preserve">  3 times         </w:t>
+            </w:r>
+            <w:r>
+              <w:rPr>
+                <w:rFonts w:ascii="Arial" w:hAnsi="Arial" w:cs="Arial"/>
+                <w:lang w:val="en-US"/>
+              </w:rPr>
+              <w:t xml:space="preserve"> </w:t>
+            </w:r>
+            <w:r>
+              <w:rPr>
+                <w:rFonts w:ascii="Arial" w:hAnsi="Arial" w:cs="Arial"/>
+                <w:lang w:val="en-US"/>
+              </w:rPr>
+              <w:t xml:space="preserve">  </w:t>
+            </w:r>
+            <w:sdt>
+              <w:sdtPr>
+                <w:rPr>
+                  <w:rFonts w:ascii="Arial" w:hAnsi="Arial" w:cs="Arial"/>
+                  <w:lang w:val="en-US"/>
+                </w:rPr>
+                <w:id w:val="292412843"/>
+                <w14:checkbox>
+                  <w14:checked w14:val="0"/>
+                  <w14:checkedState w14:val="2612" w14:font="MS Gothic"/>
+                  <w14:uncheckedState w14:val="2610" w14:font="MS Gothic"/>
+                </w14:checkbox>
+              </w:sdtPr>
+              <w:sdtContent>
+                <w:r>
+                  <w:rPr>
+                    <w:rFonts w:ascii="Segoe UI Symbol" w:eastAsia="MS Gothic" w:hAnsi="Segoe UI Symbol" w:cs="Segoe UI Symbol"/>
+                    <w:lang w:val="en-US"/>
+                  </w:rPr>
+                  <w:t>☐</w:t>
+                </w:r>
+              </w:sdtContent>
+            </w:sdt>
+            <w:r>
+              <w:rPr>
+                <w:rFonts w:ascii="Arial" w:hAnsi="Arial" w:cs="Arial"/>
+                <w:lang w:val="en-US"/>
+              </w:rPr>
+              <w:t xml:space="preserve">  Custom______</w:t>
             </w:r>
           </w:p>
         </w:tc>
@@ -1612,9 +1990,72 @@
             <w:vAlign w:val="center"/>
           </w:tcPr>
           <w:p>
-            <w:r/>
-            <w:r>
-              <w:t>{{ time_between_dips_interruptions }}</w:t>
+            <w:pPr>
+              <w:spacing w:line="276" w:lineRule="auto"/>
+              <w:rPr>
+                <w:rFonts w:ascii="Arial" w:hAnsi="Arial" w:cs="Arial"/>
+                <w:lang w:val="en-US"/>
+              </w:rPr>
+            </w:pPr>
+            <w:sdt>
+              <w:sdtPr>
+                <w:rPr>
+                  <w:rFonts w:ascii="Arial" w:hAnsi="Arial" w:cs="Arial"/>
+                  <w:lang w:val="en-US"/>
+                </w:rPr>
+                <w:id w:val="-2139105437"/>
+                <w14:checkbox>
+                  <w14:checked w14:val="0"/>
+                  <w14:checkedState w14:val="2612" w14:font="MS Gothic"/>
+                  <w14:uncheckedState w14:val="2610" w14:font="MS Gothic"/>
+                </w14:checkbox>
+              </w:sdtPr>
+              <w:sdtContent>
+                <w:r>
+                  <w:rPr>
+                    <w:rFonts w:ascii="Segoe UI Symbol" w:eastAsia="MS Gothic" w:hAnsi="Segoe UI Symbol" w:cs="Segoe UI Symbol"/>
+                    <w:lang w:val="en-US"/>
+                  </w:rPr>
+                  <w:t>☐</w:t>
+                </w:r>
+              </w:sdtContent>
+            </w:sdt>
+            <w:r>
+              <w:rPr>
+                <w:rFonts w:ascii="Arial" w:hAnsi="Arial" w:cs="Arial"/>
+                <w:lang w:val="en-US"/>
+              </w:rPr>
+              <w:t xml:space="preserve">  60 sec             </w:t>
+            </w:r>
+            <w:sdt>
+              <w:sdtPr>
+                <w:rPr>
+                  <w:rFonts w:ascii="Arial" w:hAnsi="Arial" w:cs="Arial"/>
+                  <w:lang w:val="en-US"/>
+                </w:rPr>
+                <w:id w:val="1601140607"/>
+                <w14:checkbox>
+                  <w14:checked w14:val="0"/>
+                  <w14:checkedState w14:val="2612" w14:font="MS Gothic"/>
+                  <w14:uncheckedState w14:val="2610" w14:font="MS Gothic"/>
+                </w14:checkbox>
+              </w:sdtPr>
+              <w:sdtContent>
+                <w:r>
+                  <w:rPr>
+                    <w:rFonts w:ascii="Segoe UI Symbol" w:eastAsia="MS Gothic" w:hAnsi="Segoe UI Symbol" w:cs="Segoe UI Symbol"/>
+                    <w:lang w:val="en-US"/>
+                  </w:rPr>
+                  <w:t>☐</w:t>
+                </w:r>
+              </w:sdtContent>
+            </w:sdt>
+            <w:r>
+              <w:rPr>
+                <w:rFonts w:ascii="Arial" w:hAnsi="Arial" w:cs="Arial"/>
+                <w:lang w:val="en-US"/>
+              </w:rPr>
+              <w:t xml:space="preserve">  Custom______</w:t>
             </w:r>
           </w:p>
         </w:tc>
@@ -1652,9 +2093,135 @@
             <w:vAlign w:val="center"/>
           </w:tcPr>
           <w:p>
-            <w:r/>
-            <w:r>
-              <w:t>{{ phase_angle }}</w:t>
+            <w:pPr>
+              <w:spacing w:line="276" w:lineRule="auto"/>
+              <w:rPr>
+                <w:rFonts w:ascii="Arial" w:hAnsi="Arial" w:cs="Arial"/>
+                <w:lang w:val="en-US"/>
+              </w:rPr>
+            </w:pPr>
+            <w:sdt>
+              <w:sdtPr>
+                <w:rPr>
+                  <w:rFonts w:ascii="Arial" w:hAnsi="Arial" w:cs="Arial"/>
+                  <w:lang w:val="en-US"/>
+                </w:rPr>
+                <w:id w:val="1117254203"/>
+                <w14:checkbox>
+                  <w14:checked w14:val="0"/>
+                  <w14:checkedState w14:val="2612" w14:font="MS Gothic"/>
+                  <w14:uncheckedState w14:val="2610" w14:font="MS Gothic"/>
+                </w14:checkbox>
+              </w:sdtPr>
+              <w:sdtContent>
+                <w:r>
+                  <w:rPr>
+                    <w:rFonts w:ascii="Segoe UI Symbol" w:eastAsia="MS Gothic" w:hAnsi="Segoe UI Symbol" w:cs="Segoe UI Symbol"/>
+                    <w:lang w:val="en-US"/>
+                  </w:rPr>
+                  <w:t>☐</w:t>
+                </w:r>
+              </w:sdtContent>
+            </w:sdt>
+            <w:r>
+              <w:rPr>
+                <w:rFonts w:ascii="Arial" w:hAnsi="Arial" w:cs="Arial"/>
+                <w:lang w:val="en-US"/>
+              </w:rPr>
+              <w:t xml:space="preserve"> </w:t>
+            </w:r>
+            <w:r>
+              <w:rPr>
+                <w:rFonts w:ascii="Arial" w:hAnsi="Arial" w:cs="Arial"/>
+                <w:lang w:val="en-US"/>
+              </w:rPr>
+              <w:t xml:space="preserve"> </w:t>
+            </w:r>
+            <w:r>
+              <w:rPr>
+                <w:rFonts w:ascii="Arial" w:hAnsi="Arial" w:cs="Arial"/>
+                <w:lang w:val="en-US"/>
+              </w:rPr>
+              <w:t xml:space="preserve">0° </w:t>
+            </w:r>
+            <w:r>
+              <w:rPr>
+                <w:rFonts w:ascii="Arial" w:hAnsi="Arial" w:cs="Arial"/>
+                <w:lang w:val="en-US"/>
+              </w:rPr>
+              <w:t>&amp;</w:t>
+            </w:r>
+            <w:r>
+              <w:rPr>
+                <w:rFonts w:ascii="Arial" w:hAnsi="Arial" w:cs="Arial"/>
+                <w:lang w:val="en-US"/>
+              </w:rPr>
+              <w:t xml:space="preserve"> </w:t>
+            </w:r>
+            <w:r>
+              <w:rPr>
+                <w:rFonts w:ascii="Arial" w:hAnsi="Arial" w:cs="Arial"/>
+                <w:lang w:val="en-US"/>
+              </w:rPr>
+              <w:t>18</w:t>
+            </w:r>
+            <w:r>
+              <w:rPr>
+                <w:rFonts w:ascii="Arial" w:hAnsi="Arial" w:cs="Arial"/>
+                <w:lang w:val="en-US"/>
+              </w:rPr>
+              <w:t>0°</w:t>
+            </w:r>
+            <w:r>
+              <w:rPr>
+                <w:rFonts w:ascii="Arial" w:hAnsi="Arial" w:cs="Arial"/>
+                <w:lang w:val="en-US"/>
+              </w:rPr>
+              <w:t xml:space="preserve">      </w:t>
+            </w:r>
+            <w:r>
+              <w:rPr>
+                <w:rFonts w:ascii="Arial" w:hAnsi="Arial" w:cs="Arial"/>
+                <w:lang w:val="en-US"/>
+              </w:rPr>
+              <w:t xml:space="preserve"> </w:t>
+            </w:r>
+            <w:r>
+              <w:rPr>
+                <w:rFonts w:ascii="Arial" w:hAnsi="Arial" w:cs="Arial"/>
+                <w:lang w:val="en-US"/>
+              </w:rPr>
+              <w:t xml:space="preserve"> </w:t>
+            </w:r>
+            <w:sdt>
+              <w:sdtPr>
+                <w:rPr>
+                  <w:rFonts w:ascii="Arial" w:hAnsi="Arial" w:cs="Arial"/>
+                  <w:lang w:val="en-US"/>
+                </w:rPr>
+                <w:id w:val="1470012916"/>
+                <w14:checkbox>
+                  <w14:checked w14:val="0"/>
+                  <w14:checkedState w14:val="2612" w14:font="MS Gothic"/>
+                  <w14:uncheckedState w14:val="2610" w14:font="MS Gothic"/>
+                </w14:checkbox>
+              </w:sdtPr>
+              <w:sdtContent>
+                <w:r>
+                  <w:rPr>
+                    <w:rFonts w:ascii="Segoe UI Symbol" w:eastAsia="MS Gothic" w:hAnsi="Segoe UI Symbol" w:cs="Segoe UI Symbol"/>
+                    <w:lang w:val="en-US"/>
+                  </w:rPr>
+                  <w:t>☐</w:t>
+                </w:r>
+              </w:sdtContent>
+            </w:sdt>
+            <w:r>
+              <w:rPr>
+                <w:rFonts w:ascii="Arial" w:hAnsi="Arial" w:cs="Arial"/>
+                <w:lang w:val="en-US"/>
+              </w:rPr>
+              <w:t xml:space="preserve"> 0° to 360° with 45° step</w:t>
             </w:r>
           </w:p>
         </w:tc>
@@ -1805,9 +2372,42 @@
             <w:vAlign w:val="center"/>
           </w:tcPr>
           <w:p>
-            <w:r/>
-            <w:r>
-              <w:t>{{ eut_configuration }}</w:t>
+            <w:pPr>
+              <w:spacing w:line="276" w:lineRule="auto"/>
+              <w:rPr>
+                <w:rFonts w:ascii="Arial" w:hAnsi="Arial" w:cs="Arial"/>
+                <w:lang w:val="en-US"/>
+              </w:rPr>
+            </w:pPr>
+            <w:sdt>
+              <w:sdtPr>
+                <w:rPr>
+                  <w:rFonts w:ascii="Arial" w:hAnsi="Arial" w:cs="Arial"/>
+                  <w:lang w:val="en-US"/>
+                </w:rPr>
+                <w:id w:val="-1483842583"/>
+                <w14:checkbox>
+                  <w14:checked w14:val="0"/>
+                  <w14:checkedState w14:val="2612" w14:font="MS Gothic"/>
+                  <w14:uncheckedState w14:val="2610" w14:font="MS Gothic"/>
+                </w14:checkbox>
+              </w:sdtPr>
+              <w:sdtContent>
+                <w:r>
+                  <w:rPr>
+                    <w:rFonts w:ascii="Segoe UI Symbol" w:eastAsia="MS Gothic" w:hAnsi="Segoe UI Symbol" w:cs="Segoe UI Symbol"/>
+                    <w:lang w:val="en-US"/>
+                  </w:rPr>
+                  <w:t>☐</w:t>
+                </w:r>
+              </w:sdtContent>
+            </w:sdt>
+            <w:r>
+              <w:rPr>
+                <w:rFonts w:ascii="Arial" w:hAnsi="Arial" w:cs="Arial"/>
+                <w:lang w:val="en-US"/>
+              </w:rPr>
+              <w:t xml:space="preserve"> Tabletop</w:t>
             </w:r>
           </w:p>
         </w:tc>
@@ -1819,7 +2419,9 @@
           </w:tcPr>
           <w:p>
             <w:r/>
-            <w:r/>
+            <w:r>
+              <w:t>{{ eut_configuration_tabletop }}</w:t>
+            </w:r>
           </w:p>
         </w:tc>
       </w:tr>
@@ -2241,6 +2843,7 @@
       <w:tr>
         <w:trPr>
           <w:trHeight w:val="340"/>
+          <w:tblHeader/>
         </w:trPr>
         <w:tc>
           <w:tcPr>
@@ -2450,6 +3053,7 @@
         <w:trPr>
           <w:trHeight w:val="340"/>
           <w:jc w:val="center"/>
+          <w:tblHeader/>
         </w:trPr>
         <w:tc>
           <w:tcPr>
@@ -2788,8 +3392,16 @@
     </w:p>
     <w:p>
       <w:pPr>
+        <w:spacing w:before="0" w:after="0"/>
+      </w:pPr>
+      <w:r>
+        <w:t>{{ img_photo_1 }}</w:t>
+      </w:r>
+    </w:p>
+    <w:p>
+      <w:pPr>
         <w:pStyle w:val="Caption"/>
-        <w:spacing w:after="0"/>
+        <w:spacing w:after="0" w:before="0"/>
         <w:jc w:val="center"/>
         <w:rPr>
           <w:rFonts w:ascii="Arial" w:hAnsi="Arial" w:cs="Arial"/>
@@ -2957,11 +3569,6 @@
         <w:t>Voltage Dips and short Interruptions test setup</w:t>
       </w:r>
       <w:bookmarkEnd w:id="135"/>
-    </w:p>
-    <w:p>
-      <w:r>
-        <w:t>{{ img_photo_1 }}</w:t>
-      </w:r>
     </w:p>
     <w:p>
       <w:pPr>
@@ -3027,6 +3634,7 @@
       <w:tr>
         <w:trPr>
           <w:trHeight w:val="567"/>
+          <w:tblHeader/>
         </w:trPr>
         <w:tc>
           <w:tcPr>
@@ -3376,6 +3984,7 @@
       <w:tr>
         <w:trPr>
           <w:trHeight w:val="340"/>
+          <w:tblHeader/>
         </w:trPr>
         <w:tc>
           <w:tcPr>
@@ -3594,20 +4203,32 @@
             <w:vAlign w:val="center"/>
           </w:tcPr>
           <w:p>
+            <w:pPr>
+              <w:jc w:val="center"/>
+              <w:rPr>
+                <w:rFonts w:ascii="Arial" w:hAnsi="Arial" w:cs="Arial"/>
+                <w:lang w:val="en-US"/>
+              </w:rPr>
+            </w:pPr>
+            <w:r>
+              <w:rPr>
+                <w:rFonts w:ascii="Arial" w:hAnsi="Arial" w:cs="Arial"/>
+                <w:lang w:val="en-US"/>
+              </w:rPr>
+              <w:t>Voltage Dips</w:t>
+            </w:r>
+          </w:p>
+        </w:tc>
+        <w:tc>
+          <w:tcPr>
+            <w:tcW w:w="839" w:type="pct"/>
+            <w:vAlign w:val="center"/>
+          </w:tcPr>
+          <w:p>
             <w:r/>
             <w:r>
-              <w:t>{{ required_performance_criteria }}</w:t>
-            </w:r>
-          </w:p>
-        </w:tc>
-        <w:tc>
-          <w:tcPr>
-            <w:tcW w:w="839" w:type="pct"/>
-            <w:vAlign w:val="center"/>
-          </w:tcPr>
-          <w:p>
-            <w:r/>
-            <w:r/>
+              <w:t>{{ required_performance_criteria_voltage_dips }}</w:t>
+            </w:r>
           </w:p>
         </w:tc>
       </w:tr>
@@ -3636,9 +4257,31 @@
             <w:vAlign w:val="center"/>
           </w:tcPr>
           <w:p>
+            <w:pPr>
+              <w:jc w:val="center"/>
+              <w:rPr>
+                <w:rFonts w:ascii="Arial" w:hAnsi="Arial" w:cs="Arial"/>
+                <w:lang w:val="en-US"/>
+              </w:rPr>
+            </w:pPr>
+            <w:r>
+              <w:rPr>
+                <w:rFonts w:ascii="Arial" w:hAnsi="Arial" w:cs="Arial"/>
+                <w:lang w:val="en-US"/>
+              </w:rPr>
+              <w:t>0 %</w:t>
+            </w:r>
+          </w:p>
+        </w:tc>
+        <w:tc>
+          <w:tcPr>
+            <w:tcW w:w="840" w:type="pct"/>
+            <w:vAlign w:val="center"/>
+          </w:tcPr>
+          <w:p>
             <w:r/>
             <w:r>
-              <w:t>{{ required_performance_criteria_2 }}</w:t>
+              <w:t>{{ required_performance_criteria_0_col_2 }}</w:t>
             </w:r>
           </w:p>
         </w:tc>
@@ -3649,27 +4292,21 @@
           </w:tcPr>
           <w:p>
             <w:r/>
+            <w:r>
+              <w:t>{{ required_performance_criteria_0_col_3 }}</w:t>
+            </w:r>
+          </w:p>
+        </w:tc>
+        <w:tc>
+          <w:tcPr>
+            <w:tcW w:w="839" w:type="pct"/>
+            <w:vAlign w:val="center"/>
+          </w:tcPr>
+          <w:p>
             <w:r/>
-          </w:p>
-        </w:tc>
-        <w:tc>
-          <w:tcPr>
-            <w:tcW w:w="840" w:type="pct"/>
-            <w:vAlign w:val="center"/>
-          </w:tcPr>
-          <w:p>
-            <w:r/>
-            <w:r/>
-          </w:p>
-        </w:tc>
-        <w:tc>
-          <w:tcPr>
-            <w:tcW w:w="839" w:type="pct"/>
-            <w:vAlign w:val="center"/>
-          </w:tcPr>
-          <w:p>
-            <w:r/>
-            <w:r/>
+            <w:r>
+              <w:t>{{ required_performance_criteria_0_col_4 }}</w:t>
+            </w:r>
           </w:p>
         </w:tc>
       </w:tr>
@@ -3700,7 +4337,7 @@
           <w:p>
             <w:r/>
             <w:r>
-              <w:t>{{ required_performance_criteria_3 }}</w:t>
+              <w:t>{{ required_performance_criteria_col_1 }}</w:t>
             </w:r>
           </w:p>
         </w:tc>
@@ -3711,27 +4348,33 @@
           </w:tcPr>
           <w:p>
             <w:r/>
+            <w:r>
+              <w:t>{{ required_performance_criteria_col_2 }}</w:t>
+            </w:r>
+          </w:p>
+        </w:tc>
+        <w:tc>
+          <w:tcPr>
+            <w:tcW w:w="840" w:type="pct"/>
+            <w:vAlign w:val="center"/>
+          </w:tcPr>
+          <w:p>
             <w:r/>
-          </w:p>
-        </w:tc>
-        <w:tc>
-          <w:tcPr>
-            <w:tcW w:w="840" w:type="pct"/>
+            <w:r>
+              <w:t>{{ required_performance_criteria_col_3 }}</w:t>
+            </w:r>
+          </w:p>
+        </w:tc>
+        <w:tc>
+          <w:tcPr>
+            <w:tcW w:w="839" w:type="pct"/>
             <w:vAlign w:val="center"/>
           </w:tcPr>
           <w:p>
             <w:r/>
-            <w:r/>
-          </w:p>
-        </w:tc>
-        <w:tc>
-          <w:tcPr>
-            <w:tcW w:w="839" w:type="pct"/>
-            <w:vAlign w:val="center"/>
-          </w:tcPr>
-          <w:p>
-            <w:r/>
-            <w:r/>
+            <w:r>
+              <w:t>{{ required_performance_criteria_col_4 }}</w:t>
+            </w:r>
           </w:p>
         </w:tc>
       </w:tr>
@@ -3768,7 +4411,7 @@
           <w:p>
             <w:r/>
             <w:r>
-              <w:t>{{ met_performance_criteria }}</w:t>
+              <w:t>{{ met_performance_criteria_col_1 }}</w:t>
             </w:r>
           </w:p>
         </w:tc>
@@ -3779,7 +4422,21 @@
           </w:tcPr>
           <w:p>
             <w:r/>
+            <w:r>
+              <w:t>{{ met_performance_criteria_col_2 }}</w:t>
+            </w:r>
+          </w:p>
+        </w:tc>
+        <w:tc>
+          <w:tcPr>
+            <w:tcW w:w="840" w:type="pct"/>
+            <w:vAlign w:val="center"/>
+          </w:tcPr>
+          <w:p>
             <w:r/>
+            <w:r>
+              <w:t>{{ met_performance_criteria_col_3 }}</w:t>
+            </w:r>
           </w:p>
         </w:tc>
         <w:tc>
@@ -3789,17 +4446,9 @@
           </w:tcPr>
           <w:p>
             <w:r/>
-            <w:r/>
-          </w:p>
-        </w:tc>
-        <w:tc>
-          <w:tcPr>
-            <w:tcW w:w="840" w:type="pct"/>
-            <w:vAlign w:val="center"/>
-          </w:tcPr>
-          <w:p>
-            <w:r/>
-            <w:r/>
+            <w:r>
+              <w:t>{{ met_performance_criteria_col_4 }}</w:t>
+            </w:r>
           </w:p>
         </w:tc>
       </w:tr>
@@ -3836,9 +4485,23 @@
             <w:vAlign w:val="center"/>
           </w:tcPr>
           <w:p>
-            <w:r/>
-            <w:r>
-              <w:t>{{ tested_by_2 }}</w:t>
+            <w:pPr>
+              <w:jc w:val="center"/>
+              <w:rPr>
+                <w:rFonts w:ascii="Arial" w:hAnsi="Arial" w:cs="Arial"/>
+                <w:b/>
+                <w:bCs/>
+                <w:color w:val="000000" w:themeColor="text1"/>
+              </w:rPr>
+            </w:pPr>
+            <w:r>
+              <w:rPr>
+                <w:rFonts w:ascii="Arial" w:eastAsiaTheme="majorEastAsia" w:hAnsi="Arial" w:cs="Arial"/>
+                <w:b/>
+                <w:bCs/>
+                <w:lang w:val="en-US"/>
+              </w:rPr>
+              <w:t>Tested By</w:t>
             </w:r>
           </w:p>
         </w:tc>

--- a/datasheet_gen/word_templates/VOLTAGEDIPS.docx
+++ b/datasheet_gen/word_templates/VOLTAGEDIPS.docx
@@ -1347,13 +1347,6 @@
                 </w:r>
               </w:sdtContent>
             </w:sdt>
-            <w:r>
-              <w:rPr>
-                <w:rFonts w:ascii="Arial" w:hAnsi="Arial" w:cs="Arial"/>
-                <w:lang w:val="en-US"/>
-              </w:rPr>
-              <w:t xml:space="preserve"> Basic </w:t>
-            </w:r>
             <w:sdt>
               <w:sdtPr>
                 <w:rPr>
@@ -1380,13 +1373,6 @@
                 </w:r>
               </w:sdtContent>
             </w:sdt>
-            <w:r>
-              <w:rPr>
-                <w:rFonts w:ascii="Arial" w:hAnsi="Arial" w:cs="Arial"/>
-                <w:lang w:val="en-US"/>
-              </w:rPr>
-              <w:t xml:space="preserve">  Industrial   </w:t>
-            </w:r>
             <w:sdt>
               <w:sdtPr>
                 <w:rPr>
@@ -1413,13 +1399,6 @@
                 </w:r>
               </w:sdtContent>
             </w:sdt>
-            <w:r>
-              <w:rPr>
-                <w:rFonts w:ascii="Arial" w:hAnsi="Arial" w:cs="Arial"/>
-                <w:lang w:val="en-US"/>
-              </w:rPr>
-              <w:t xml:space="preserve">  Controlled  </w:t>
-            </w:r>
             <w:sdt>
               <w:sdtPr>
                 <w:rPr>
@@ -1447,11 +1426,7 @@
               </w:sdtContent>
             </w:sdt>
             <w:r>
-              <w:rPr>
-                <w:rFonts w:ascii="Arial" w:hAnsi="Arial" w:cs="Arial"/>
-                <w:lang w:val="en-US"/>
-              </w:rPr>
-              <w:t xml:space="preserve"> Custom</w:t>
+              <w:t xml:space="preserve">{{r immunity_test_requirement }}</w:t>
             </w:r>
           </w:p>
         </w:tc>
@@ -1520,11 +1495,7 @@
               </w:sdtContent>
             </w:sdt>
             <w:r>
-              <w:rPr>
-                <w:rFonts w:ascii="Arial" w:hAnsi="Arial" w:cs="Arial"/>
-                <w:lang w:val="en-US"/>
-              </w:rPr>
-              <w:t xml:space="preserve"> Power Line</w:t>
+              <w:t xml:space="preserve">{{r test_port }}</w:t>
             </w:r>
           </w:p>
         </w:tc>
@@ -1639,11 +1610,7 @@
               </w:rPr>
             </w:pPr>
             <w:r>
-              <w:rPr>
-                <w:rFonts w:ascii="Arial" w:hAnsi="Arial" w:cs="Arial"/>
-                <w:lang w:val="en-US"/>
-              </w:rPr>
-              <w:t>0 %</w:t>
+              <w:t xml:space="preserve">{{ tl_d0_pct }}</w:t>
             </w:r>
           </w:p>
         </w:tc>
@@ -1662,19 +1629,7 @@
               </w:rPr>
             </w:pPr>
             <w:r>
-              <w:rPr>
-                <w:rFonts w:ascii="Arial" w:hAnsi="Arial" w:cs="Arial"/>
-                <w:color w:val="0070C0"/>
-                <w:lang w:val="en-US"/>
-              </w:rPr>
-              <w:t xml:space="preserve">0/40 </w:t>
-            </w:r>
-            <w:r>
-              <w:rPr>
-                <w:rFonts w:ascii="Arial" w:hAnsi="Arial" w:cs="Arial"/>
-                <w:lang w:val="en-US"/>
-              </w:rPr>
-              <w:t>%</w:t>
+              <w:t xml:space="preserve">{{ tl_d1_pct }}</w:t>
             </w:r>
           </w:p>
         </w:tc>
@@ -1694,11 +1649,7 @@
               </w:rPr>
             </w:pPr>
             <w:r>
-              <w:rPr>
-                <w:rFonts w:ascii="Arial" w:hAnsi="Arial" w:cs="Arial"/>
-                <w:lang w:val="en-US"/>
-              </w:rPr>
-              <w:t>70%</w:t>
+              <w:t xml:space="preserve">{{ tl_d2_pct }}</w:t>
             </w:r>
           </w:p>
         </w:tc>
@@ -1717,11 +1668,7 @@
               </w:rPr>
             </w:pPr>
             <w:r>
-              <w:rPr>
-                <w:rFonts w:ascii="Arial" w:hAnsi="Arial" w:cs="Arial"/>
-                <w:lang w:val="en-US"/>
-              </w:rPr>
-              <w:t>0 %</w:t>
+              <w:t xml:space="preserve">{{ tl_i_pct }}</w:t>
             </w:r>
           </w:p>
         </w:tc>
@@ -1761,11 +1708,7 @@
               </w:rPr>
             </w:pPr>
             <w:r>
-              <w:rPr>
-                <w:rFonts w:ascii="Arial" w:hAnsi="Arial" w:cs="Arial"/>
-                <w:lang w:val="en-US"/>
-              </w:rPr>
-              <w:t>cycle</w:t>
+              <w:t xml:space="preserve">{{ tl_d0_dur }}</w:t>
             </w:r>
           </w:p>
         </w:tc>
@@ -1784,11 +1727,7 @@
               </w:rPr>
             </w:pPr>
             <w:r>
-              <w:rPr>
-                <w:rFonts w:ascii="Arial" w:hAnsi="Arial" w:cs="Arial"/>
-                <w:lang w:val="en-US"/>
-              </w:rPr>
-              <w:t>cycles</w:t>
+              <w:t xml:space="preserve">{{ tl_d1_dur }}</w:t>
             </w:r>
           </w:p>
         </w:tc>
@@ -1808,11 +1747,7 @@
               </w:rPr>
             </w:pPr>
             <w:r>
-              <w:rPr>
-                <w:rFonts w:ascii="Arial" w:hAnsi="Arial" w:cs="Arial"/>
-                <w:lang w:val="en-US"/>
-              </w:rPr>
-              <w:t>cycles</w:t>
+              <w:t xml:space="preserve">{{ tl_d2_dur }}</w:t>
             </w:r>
           </w:p>
         </w:tc>
@@ -1831,11 +1766,7 @@
               </w:rPr>
             </w:pPr>
             <w:r>
-              <w:rPr>
-                <w:rFonts w:ascii="Arial" w:hAnsi="Arial" w:cs="Arial"/>
-                <w:lang w:val="en-US"/>
-              </w:rPr>
-              <w:t>cycles</w:t>
+              <w:t xml:space="preserve">{{ tl_i_dur }}</w:t>
             </w:r>
           </w:p>
         </w:tc>
@@ -1903,27 +1834,6 @@
                 </w:r>
               </w:sdtContent>
             </w:sdt>
-            <w:r>
-              <w:rPr>
-                <w:rFonts w:ascii="Arial" w:hAnsi="Arial" w:cs="Arial"/>
-                <w:lang w:val="en-US"/>
-              </w:rPr>
-              <w:t xml:space="preserve">  3 times         </w:t>
-            </w:r>
-            <w:r>
-              <w:rPr>
-                <w:rFonts w:ascii="Arial" w:hAnsi="Arial" w:cs="Arial"/>
-                <w:lang w:val="en-US"/>
-              </w:rPr>
-              <w:t xml:space="preserve"> </w:t>
-            </w:r>
-            <w:r>
-              <w:rPr>
-                <w:rFonts w:ascii="Arial" w:hAnsi="Arial" w:cs="Arial"/>
-                <w:lang w:val="en-US"/>
-              </w:rPr>
-              <w:t xml:space="preserve">  </w:t>
-            </w:r>
             <w:sdt>
               <w:sdtPr>
                 <w:rPr>
@@ -1948,11 +1858,7 @@
               </w:sdtContent>
             </w:sdt>
             <w:r>
-              <w:rPr>
-                <w:rFonts w:ascii="Arial" w:hAnsi="Arial" w:cs="Arial"/>
-                <w:lang w:val="en-US"/>
-              </w:rPr>
-              <w:t xml:space="preserve">  Custom______</w:t>
+              <w:t xml:space="preserve">{{r number_of_dips_interruptions }}</w:t>
             </w:r>
           </w:p>
         </w:tc>
@@ -2020,13 +1926,6 @@
                 </w:r>
               </w:sdtContent>
             </w:sdt>
-            <w:r>
-              <w:rPr>
-                <w:rFonts w:ascii="Arial" w:hAnsi="Arial" w:cs="Arial"/>
-                <w:lang w:val="en-US"/>
-              </w:rPr>
-              <w:t xml:space="preserve">  60 sec             </w:t>
-            </w:r>
             <w:sdt>
               <w:sdtPr>
                 <w:rPr>
@@ -2051,11 +1950,7 @@
               </w:sdtContent>
             </w:sdt>
             <w:r>
-              <w:rPr>
-                <w:rFonts w:ascii="Arial" w:hAnsi="Arial" w:cs="Arial"/>
-                <w:lang w:val="en-US"/>
-              </w:rPr>
-              <w:t xml:space="preserve">  Custom______</w:t>
+              <w:t xml:space="preserve">{{r time_between_dips_interruptions }}</w:t>
             </w:r>
           </w:p>
         </w:tc>
@@ -2123,76 +2018,6 @@
                 </w:r>
               </w:sdtContent>
             </w:sdt>
-            <w:r>
-              <w:rPr>
-                <w:rFonts w:ascii="Arial" w:hAnsi="Arial" w:cs="Arial"/>
-                <w:lang w:val="en-US"/>
-              </w:rPr>
-              <w:t xml:space="preserve"> </w:t>
-            </w:r>
-            <w:r>
-              <w:rPr>
-                <w:rFonts w:ascii="Arial" w:hAnsi="Arial" w:cs="Arial"/>
-                <w:lang w:val="en-US"/>
-              </w:rPr>
-              <w:t xml:space="preserve"> </w:t>
-            </w:r>
-            <w:r>
-              <w:rPr>
-                <w:rFonts w:ascii="Arial" w:hAnsi="Arial" w:cs="Arial"/>
-                <w:lang w:val="en-US"/>
-              </w:rPr>
-              <w:t xml:space="preserve">0° </w:t>
-            </w:r>
-            <w:r>
-              <w:rPr>
-                <w:rFonts w:ascii="Arial" w:hAnsi="Arial" w:cs="Arial"/>
-                <w:lang w:val="en-US"/>
-              </w:rPr>
-              <w:t>&amp;</w:t>
-            </w:r>
-            <w:r>
-              <w:rPr>
-                <w:rFonts w:ascii="Arial" w:hAnsi="Arial" w:cs="Arial"/>
-                <w:lang w:val="en-US"/>
-              </w:rPr>
-              <w:t xml:space="preserve"> </w:t>
-            </w:r>
-            <w:r>
-              <w:rPr>
-                <w:rFonts w:ascii="Arial" w:hAnsi="Arial" w:cs="Arial"/>
-                <w:lang w:val="en-US"/>
-              </w:rPr>
-              <w:t>18</w:t>
-            </w:r>
-            <w:r>
-              <w:rPr>
-                <w:rFonts w:ascii="Arial" w:hAnsi="Arial" w:cs="Arial"/>
-                <w:lang w:val="en-US"/>
-              </w:rPr>
-              <w:t>0°</w:t>
-            </w:r>
-            <w:r>
-              <w:rPr>
-                <w:rFonts w:ascii="Arial" w:hAnsi="Arial" w:cs="Arial"/>
-                <w:lang w:val="en-US"/>
-              </w:rPr>
-              <w:t xml:space="preserve">      </w:t>
-            </w:r>
-            <w:r>
-              <w:rPr>
-                <w:rFonts w:ascii="Arial" w:hAnsi="Arial" w:cs="Arial"/>
-                <w:lang w:val="en-US"/>
-              </w:rPr>
-              <w:t xml:space="preserve"> </w:t>
-            </w:r>
-            <w:r>
-              <w:rPr>
-                <w:rFonts w:ascii="Arial" w:hAnsi="Arial" w:cs="Arial"/>
-                <w:lang w:val="en-US"/>
-              </w:rPr>
-              <w:t xml:space="preserve"> </w:t>
-            </w:r>
             <w:sdt>
               <w:sdtPr>
                 <w:rPr>
@@ -2217,11 +2042,7 @@
               </w:sdtContent>
             </w:sdt>
             <w:r>
-              <w:rPr>
-                <w:rFonts w:ascii="Arial" w:hAnsi="Arial" w:cs="Arial"/>
-                <w:lang w:val="en-US"/>
-              </w:rPr>
-              <w:t xml:space="preserve"> 0° to 360° with 45° step</w:t>
+              <w:t xml:space="preserve">{{r phase_angle }}</w:t>
             </w:r>
           </w:p>
         </w:tc>
@@ -2403,11 +2224,7 @@
               </w:sdtContent>
             </w:sdt>
             <w:r>
-              <w:rPr>
-                <w:rFonts w:ascii="Arial" w:hAnsi="Arial" w:cs="Arial"/>
-                <w:lang w:val="en-US"/>
-              </w:rPr>
-              <w:t xml:space="preserve"> Tabletop</w:t>
+              <w:t xml:space="preserve">{{r eut_configuration }}</w:t>
             </w:r>
           </w:p>
         </w:tc>
@@ -2418,9 +2235,8 @@
             <w:vAlign w:val="center"/>
           </w:tcPr>
           <w:p>
-            <w:r/>
-            <w:r>
-              <w:t>{{ eut_configuration_tabletop }}</w:t>
+            <w:r>
+              <w:t xml:space="preserve"/>
             </w:r>
           </w:p>
         </w:tc>
@@ -2827,6 +2643,16 @@
           <w:lang w:val="en-US"/>
         </w:rPr>
         <w:t>Voltage Dips:</w:t>
+      </w:r>
+    </w:p>
+    <w:p>
+      <w:r>
+        <w:t xml:space="preserve">{%p for g in vdips_dips_groups %}</w:t>
+      </w:r>
+    </w:p>
+    <w:p>
+      <w:r>
+        <w:t xml:space="preserve">{{ g.combo }}</w:t>
       </w:r>
     </w:p>
     <w:tbl>
@@ -2930,9 +2756,8 @@
             <w:tcW w:type="dxa" w:w="3005"/>
           </w:tcPr>
           <w:p>
-            <w:r/>
-            <w:r>
-              <w:t>{%tr for r in test_observation_rows %}</w:t>
+            <w:r>
+              <w:t xml:space="preserve">{%tr for r in g.rows %}</w:t>
             </w:r>
           </w:p>
         </w:tc>
@@ -2959,9 +2784,8 @@
             <w:vAlign w:val="center"/>
           </w:tcPr>
           <w:p>
-            <w:r/>
-            <w:r>
-              <w:t>{{ r.c0 }}</w:t>
+            <w:r>
+              <w:t xml:space="preserve">{{ r.pct }}</w:t>
             </w:r>
           </w:p>
         </w:tc>
@@ -2971,9 +2795,8 @@
             <w:vAlign w:val="center"/>
           </w:tcPr>
           <w:p>
-            <w:r/>
-            <w:r>
-              <w:t>{{ r.c1 }}</w:t>
+            <w:r>
+              <w:t xml:space="preserve">{{ r.dur }}</w:t>
             </w:r>
           </w:p>
         </w:tc>
@@ -2983,9 +2806,8 @@
             <w:vAlign w:val="center"/>
           </w:tcPr>
           <w:p>
-            <w:r/>
-            <w:r>
-              <w:t>{{ r.c2 }}</w:t>
+            <w:r>
+              <w:t xml:space="preserve">{{ r.obs }}</w:t>
             </w:r>
           </w:p>
         </w:tc>
@@ -3016,6 +2838,11 @@
         </w:tc>
       </w:tr>
     </w:tbl>
+    <w:p>
+      <w:r>
+        <w:t xml:space="preserve">{%p endfor %}</w:t>
+      </w:r>
+    </w:p>
     <w:p>
       <w:pPr>
         <w:spacing w:before="120"/>
@@ -3035,6 +2862,16 @@
           <w:lang w:val="en-US"/>
         </w:rPr>
         <w:t>Interruptions:</w:t>
+      </w:r>
+    </w:p>
+    <w:p>
+      <w:r>
+        <w:t xml:space="preserve">{%p for g in vdips_intr_groups %}</w:t>
+      </w:r>
+    </w:p>
+    <w:p>
+      <w:r>
+        <w:t xml:space="preserve">{{ g.combo }}</w:t>
       </w:r>
     </w:p>
     <w:tbl>
@@ -3140,9 +2977,8 @@
             <w:tcW w:type="dxa" w:w="3005"/>
           </w:tcPr>
           <w:p>
-            <w:r/>
-            <w:r>
-              <w:t>{%tr for r in test_observation_rows_2 %}</w:t>
+            <w:r>
+              <w:t xml:space="preserve">{%tr for r in g.rows %}</w:t>
             </w:r>
           </w:p>
         </w:tc>
@@ -3170,9 +3006,8 @@
             <w:vAlign w:val="center"/>
           </w:tcPr>
           <w:p>
-            <w:r/>
-            <w:r>
-              <w:t>{{ r.c0 }}</w:t>
+            <w:r>
+              <w:t xml:space="preserve">{{ r.pct }}</w:t>
             </w:r>
           </w:p>
         </w:tc>
@@ -3182,9 +3017,8 @@
             <w:vAlign w:val="center"/>
           </w:tcPr>
           <w:p>
-            <w:r/>
-            <w:r>
-              <w:t>{{ r.c1 }}</w:t>
+            <w:r>
+              <w:t xml:space="preserve">{{ r.dur }}</w:t>
             </w:r>
           </w:p>
         </w:tc>
@@ -3194,9 +3028,8 @@
             <w:vAlign w:val="center"/>
           </w:tcPr>
           <w:p>
-            <w:r/>
-            <w:r>
-              <w:t>{{ r.c2 }}</w:t>
+            <w:r>
+              <w:t xml:space="preserve">{{ r.obs }}</w:t>
             </w:r>
           </w:p>
         </w:tc>
@@ -3227,6 +3060,11 @@
         </w:tc>
       </w:tr>
     </w:tbl>
+    <w:p>
+      <w:r>
+        <w:t xml:space="preserve">{%p endfor %}</w:t>
+      </w:r>
+    </w:p>
     <w:p>
       <w:pPr>
         <w:spacing w:before="120"/>
@@ -4225,9 +4063,8 @@
             <w:vAlign w:val="center"/>
           </w:tcPr>
           <w:p>
-            <w:r/>
-            <w:r>
-              <w:t>{{ required_performance_criteria_voltage_dips }}</w:t>
+            <w:r>
+              <w:t xml:space="preserve">Interruption</w:t>
             </w:r>
           </w:p>
         </w:tc>
@@ -4265,11 +4102,7 @@
               </w:rPr>
             </w:pPr>
             <w:r>
-              <w:rPr>
-                <w:rFonts w:ascii="Arial" w:hAnsi="Arial" w:cs="Arial"/>
-                <w:lang w:val="en-US"/>
-              </w:rPr>
-              <w:t>0 %</w:t>
+              <w:t xml:space="preserve">{{ res_pct[0] }}</w:t>
             </w:r>
           </w:p>
         </w:tc>
@@ -4279,9 +4112,8 @@
             <w:vAlign w:val="center"/>
           </w:tcPr>
           <w:p>
-            <w:r/>
-            <w:r>
-              <w:t>{{ required_performance_criteria_0_col_2 }}</w:t>
+            <w:r>
+              <w:t xml:space="preserve">{{ res_pct[1] }}</w:t>
             </w:r>
           </w:p>
         </w:tc>
@@ -4291,9 +4123,8 @@
             <w:vAlign w:val="center"/>
           </w:tcPr>
           <w:p>
-            <w:r/>
-            <w:r>
-              <w:t>{{ required_performance_criteria_0_col_3 }}</w:t>
+            <w:r>
+              <w:t xml:space="preserve">{{ res_pct[2] }}</w:t>
             </w:r>
           </w:p>
         </w:tc>
@@ -4303,9 +4134,8 @@
             <w:vAlign w:val="center"/>
           </w:tcPr>
           <w:p>
-            <w:r/>
-            <w:r>
-              <w:t>{{ required_performance_criteria_0_col_4 }}</w:t>
+            <w:r>
+              <w:t xml:space="preserve">{{ res_pct[3] }}</w:t>
             </w:r>
           </w:p>
         </w:tc>
@@ -4335,9 +4165,8 @@
             <w:vAlign w:val="center"/>
           </w:tcPr>
           <w:p>
-            <w:r/>
-            <w:r>
-              <w:t>{{ required_performance_criteria_col_1 }}</w:t>
+            <w:r>
+              <w:t xml:space="preserve">{{ res_crit[0] }}</w:t>
             </w:r>
           </w:p>
         </w:tc>
@@ -4347,9 +4176,8 @@
             <w:vAlign w:val="center"/>
           </w:tcPr>
           <w:p>
-            <w:r/>
-            <w:r>
-              <w:t>{{ required_performance_criteria_col_2 }}</w:t>
+            <w:r>
+              <w:t xml:space="preserve">{{ res_crit[1] }}</w:t>
             </w:r>
           </w:p>
         </w:tc>
@@ -4359,9 +4187,8 @@
             <w:vAlign w:val="center"/>
           </w:tcPr>
           <w:p>
-            <w:r/>
-            <w:r>
-              <w:t>{{ required_performance_criteria_col_3 }}</w:t>
+            <w:r>
+              <w:t xml:space="preserve">{{ res_crit[2] }}</w:t>
             </w:r>
           </w:p>
         </w:tc>
@@ -4371,9 +4198,8 @@
             <w:vAlign w:val="center"/>
           </w:tcPr>
           <w:p>
-            <w:r/>
-            <w:r>
-              <w:t>{{ required_performance_criteria_col_4 }}</w:t>
+            <w:r>
+              <w:t xml:space="preserve">{{ res_crit[3] }}</w:t>
             </w:r>
           </w:p>
         </w:tc>
@@ -4409,9 +4235,8 @@
             <w:vAlign w:val="center"/>
           </w:tcPr>
           <w:p>
-            <w:r/>
-            <w:r>
-              <w:t>{{ met_performance_criteria_col_1 }}</w:t>
+            <w:r>
+              <w:t xml:space="preserve">{{ res_met[0] }}</w:t>
             </w:r>
           </w:p>
         </w:tc>
@@ -4421,9 +4246,8 @@
             <w:vAlign w:val="center"/>
           </w:tcPr>
           <w:p>
-            <w:r/>
-            <w:r>
-              <w:t>{{ met_performance_criteria_col_2 }}</w:t>
+            <w:r>
+              <w:t xml:space="preserve">{{ res_met[1] }}</w:t>
             </w:r>
           </w:p>
         </w:tc>
@@ -4433,9 +4257,8 @@
             <w:vAlign w:val="center"/>
           </w:tcPr>
           <w:p>
-            <w:r/>
-            <w:r>
-              <w:t>{{ met_performance_criteria_col_3 }}</w:t>
+            <w:r>
+              <w:t xml:space="preserve">{{ res_met[2] }}</w:t>
             </w:r>
           </w:p>
         </w:tc>
@@ -4445,9 +4268,8 @@
             <w:vAlign w:val="center"/>
           </w:tcPr>
           <w:p>
-            <w:r/>
-            <w:r>
-              <w:t>{{ met_performance_criteria_col_4 }}</w:t>
+            <w:r>
+              <w:t xml:space="preserve">{{ res_met[3] }}</w:t>
             </w:r>
           </w:p>
         </w:tc>

--- a/datasheet_gen/word_templates/VOLTAGEDIPS.docx
+++ b/datasheet_gen/word_templates/VOLTAGEDIPS.docx
@@ -1321,110 +1321,6 @@
                 <w:lang w:val="en-US"/>
               </w:rPr>
             </w:pPr>
-            <w:sdt>
-              <w:sdtPr>
-                <w:rPr>
-                  <w:rFonts w:ascii="Arial" w:hAnsi="Arial" w:cs="Arial"/>
-                  <w:lang w:val="en-US"/>
-                </w:rPr>
-                <w:id w:val="402883890"/>
-                <w:placeholder>
-                  <w:docPart w:val="981122F947D5481ABB698EDDF09EC20E"/>
-                </w:placeholder>
-                <w14:checkbox>
-                  <w14:checked w14:val="0"/>
-                  <w14:checkedState w14:val="2612" w14:font="MS Gothic"/>
-                  <w14:uncheckedState w14:val="2610" w14:font="MS Gothic"/>
-                </w14:checkbox>
-              </w:sdtPr>
-              <w:sdtContent>
-                <w:r>
-                  <w:rPr>
-                    <w:rFonts w:ascii="Segoe UI Symbol" w:eastAsia="MS Gothic" w:hAnsi="Segoe UI Symbol" w:cs="Segoe UI Symbol"/>
-                    <w:lang w:val="en-US"/>
-                  </w:rPr>
-                  <w:t>☐</w:t>
-                </w:r>
-              </w:sdtContent>
-            </w:sdt>
-            <w:sdt>
-              <w:sdtPr>
-                <w:rPr>
-                  <w:rFonts w:ascii="Arial" w:hAnsi="Arial" w:cs="Arial"/>
-                  <w:lang w:val="en-US"/>
-                </w:rPr>
-                <w:id w:val="713388532"/>
-                <w:placeholder>
-                  <w:docPart w:val="7A269D7896044C6C93A0E6287AB31662"/>
-                </w:placeholder>
-                <w14:checkbox>
-                  <w14:checked w14:val="0"/>
-                  <w14:checkedState w14:val="2612" w14:font="MS Gothic"/>
-                  <w14:uncheckedState w14:val="2610" w14:font="MS Gothic"/>
-                </w14:checkbox>
-              </w:sdtPr>
-              <w:sdtContent>
-                <w:r>
-                  <w:rPr>
-                    <w:rFonts w:ascii="Segoe UI Symbol" w:eastAsia="MS Gothic" w:hAnsi="Segoe UI Symbol" w:cs="Segoe UI Symbol"/>
-                    <w:lang w:val="en-US"/>
-                  </w:rPr>
-                  <w:t>☐</w:t>
-                </w:r>
-              </w:sdtContent>
-            </w:sdt>
-            <w:sdt>
-              <w:sdtPr>
-                <w:rPr>
-                  <w:rFonts w:ascii="Arial" w:hAnsi="Arial" w:cs="Arial"/>
-                  <w:lang w:val="en-US"/>
-                </w:rPr>
-                <w:id w:val="151646144"/>
-                <w:placeholder>
-                  <w:docPart w:val="4255864D907440A0A29B0E41EF9025BA"/>
-                </w:placeholder>
-                <w14:checkbox>
-                  <w14:checked w14:val="0"/>
-                  <w14:checkedState w14:val="2612" w14:font="MS Gothic"/>
-                  <w14:uncheckedState w14:val="2610" w14:font="MS Gothic"/>
-                </w14:checkbox>
-              </w:sdtPr>
-              <w:sdtContent>
-                <w:r>
-                  <w:rPr>
-                    <w:rFonts w:ascii="Segoe UI Symbol" w:eastAsia="MS Gothic" w:hAnsi="Segoe UI Symbol" w:cs="Segoe UI Symbol"/>
-                    <w:lang w:val="en-US"/>
-                  </w:rPr>
-                  <w:t>☐</w:t>
-                </w:r>
-              </w:sdtContent>
-            </w:sdt>
-            <w:sdt>
-              <w:sdtPr>
-                <w:rPr>
-                  <w:rFonts w:ascii="Arial" w:hAnsi="Arial" w:cs="Arial"/>
-                  <w:lang w:val="en-US"/>
-                </w:rPr>
-                <w:id w:val="-26791447"/>
-                <w:placeholder>
-                  <w:docPart w:val="AC66EF559239416484D80EA1A779E95E"/>
-                </w:placeholder>
-                <w14:checkbox>
-                  <w14:checked w14:val="0"/>
-                  <w14:checkedState w14:val="2612" w14:font="MS Gothic"/>
-                  <w14:uncheckedState w14:val="2610" w14:font="MS Gothic"/>
-                </w14:checkbox>
-              </w:sdtPr>
-              <w:sdtContent>
-                <w:r>
-                  <w:rPr>
-                    <w:rFonts w:ascii="Segoe UI Symbol" w:eastAsia="MS Gothic" w:hAnsi="Segoe UI Symbol" w:cs="Segoe UI Symbol"/>
-                    <w:lang w:val="en-US"/>
-                  </w:rPr>
-                  <w:t>☐</w:t>
-                </w:r>
-              </w:sdtContent>
-            </w:sdt>
             <w:r>
               <w:t xml:space="preserve">{{r immunity_test_requirement }}</w:t>
             </w:r>
@@ -1471,29 +1367,6 @@
                 <w:lang w:val="en-US"/>
               </w:rPr>
             </w:pPr>
-            <w:sdt>
-              <w:sdtPr>
-                <w:rPr>
-                  <w:rFonts w:ascii="Arial" w:hAnsi="Arial" w:cs="Arial"/>
-                  <w:lang w:val="en-US"/>
-                </w:rPr>
-                <w:id w:val="-746730312"/>
-                <w14:checkbox>
-                  <w14:checked w14:val="0"/>
-                  <w14:checkedState w14:val="2612" w14:font="MS Gothic"/>
-                  <w14:uncheckedState w14:val="2610" w14:font="MS Gothic"/>
-                </w14:checkbox>
-              </w:sdtPr>
-              <w:sdtContent>
-                <w:r>
-                  <w:rPr>
-                    <w:rFonts w:ascii="Segoe UI Symbol" w:eastAsia="MS Gothic" w:hAnsi="Segoe UI Symbol" w:cs="Segoe UI Symbol"/>
-                    <w:lang w:val="en-US"/>
-                  </w:rPr>
-                  <w:t>☐</w:t>
-                </w:r>
-              </w:sdtContent>
-            </w:sdt>
             <w:r>
               <w:t xml:space="preserve">{{r test_port }}</w:t>
             </w:r>
@@ -1811,52 +1684,6 @@
                 <w:lang w:val="en-US"/>
               </w:rPr>
             </w:pPr>
-            <w:sdt>
-              <w:sdtPr>
-                <w:rPr>
-                  <w:rFonts w:ascii="Arial" w:hAnsi="Arial" w:cs="Arial"/>
-                  <w:lang w:val="en-US"/>
-                </w:rPr>
-                <w:id w:val="497855683"/>
-                <w14:checkbox>
-                  <w14:checked w14:val="0"/>
-                  <w14:checkedState w14:val="2612" w14:font="MS Gothic"/>
-                  <w14:uncheckedState w14:val="2610" w14:font="MS Gothic"/>
-                </w14:checkbox>
-              </w:sdtPr>
-              <w:sdtContent>
-                <w:r>
-                  <w:rPr>
-                    <w:rFonts w:ascii="Segoe UI Symbol" w:eastAsia="MS Gothic" w:hAnsi="Segoe UI Symbol" w:cs="Segoe UI Symbol"/>
-                    <w:lang w:val="en-US"/>
-                  </w:rPr>
-                  <w:t>☐</w:t>
-                </w:r>
-              </w:sdtContent>
-            </w:sdt>
-            <w:sdt>
-              <w:sdtPr>
-                <w:rPr>
-                  <w:rFonts w:ascii="Arial" w:hAnsi="Arial" w:cs="Arial"/>
-                  <w:lang w:val="en-US"/>
-                </w:rPr>
-                <w:id w:val="292412843"/>
-                <w14:checkbox>
-                  <w14:checked w14:val="0"/>
-                  <w14:checkedState w14:val="2612" w14:font="MS Gothic"/>
-                  <w14:uncheckedState w14:val="2610" w14:font="MS Gothic"/>
-                </w14:checkbox>
-              </w:sdtPr>
-              <w:sdtContent>
-                <w:r>
-                  <w:rPr>
-                    <w:rFonts w:ascii="Segoe UI Symbol" w:eastAsia="MS Gothic" w:hAnsi="Segoe UI Symbol" w:cs="Segoe UI Symbol"/>
-                    <w:lang w:val="en-US"/>
-                  </w:rPr>
-                  <w:t>☐</w:t>
-                </w:r>
-              </w:sdtContent>
-            </w:sdt>
             <w:r>
               <w:t xml:space="preserve">{{r number_of_dips_interruptions }}</w:t>
             </w:r>
@@ -1903,52 +1730,6 @@
                 <w:lang w:val="en-US"/>
               </w:rPr>
             </w:pPr>
-            <w:sdt>
-              <w:sdtPr>
-                <w:rPr>
-                  <w:rFonts w:ascii="Arial" w:hAnsi="Arial" w:cs="Arial"/>
-                  <w:lang w:val="en-US"/>
-                </w:rPr>
-                <w:id w:val="-2139105437"/>
-                <w14:checkbox>
-                  <w14:checked w14:val="0"/>
-                  <w14:checkedState w14:val="2612" w14:font="MS Gothic"/>
-                  <w14:uncheckedState w14:val="2610" w14:font="MS Gothic"/>
-                </w14:checkbox>
-              </w:sdtPr>
-              <w:sdtContent>
-                <w:r>
-                  <w:rPr>
-                    <w:rFonts w:ascii="Segoe UI Symbol" w:eastAsia="MS Gothic" w:hAnsi="Segoe UI Symbol" w:cs="Segoe UI Symbol"/>
-                    <w:lang w:val="en-US"/>
-                  </w:rPr>
-                  <w:t>☐</w:t>
-                </w:r>
-              </w:sdtContent>
-            </w:sdt>
-            <w:sdt>
-              <w:sdtPr>
-                <w:rPr>
-                  <w:rFonts w:ascii="Arial" w:hAnsi="Arial" w:cs="Arial"/>
-                  <w:lang w:val="en-US"/>
-                </w:rPr>
-                <w:id w:val="1601140607"/>
-                <w14:checkbox>
-                  <w14:checked w14:val="0"/>
-                  <w14:checkedState w14:val="2612" w14:font="MS Gothic"/>
-                  <w14:uncheckedState w14:val="2610" w14:font="MS Gothic"/>
-                </w14:checkbox>
-              </w:sdtPr>
-              <w:sdtContent>
-                <w:r>
-                  <w:rPr>
-                    <w:rFonts w:ascii="Segoe UI Symbol" w:eastAsia="MS Gothic" w:hAnsi="Segoe UI Symbol" w:cs="Segoe UI Symbol"/>
-                    <w:lang w:val="en-US"/>
-                  </w:rPr>
-                  <w:t>☐</w:t>
-                </w:r>
-              </w:sdtContent>
-            </w:sdt>
             <w:r>
               <w:t xml:space="preserve">{{r time_between_dips_interruptions }}</w:t>
             </w:r>
@@ -1995,52 +1776,6 @@
                 <w:lang w:val="en-US"/>
               </w:rPr>
             </w:pPr>
-            <w:sdt>
-              <w:sdtPr>
-                <w:rPr>
-                  <w:rFonts w:ascii="Arial" w:hAnsi="Arial" w:cs="Arial"/>
-                  <w:lang w:val="en-US"/>
-                </w:rPr>
-                <w:id w:val="1117254203"/>
-                <w14:checkbox>
-                  <w14:checked w14:val="0"/>
-                  <w14:checkedState w14:val="2612" w14:font="MS Gothic"/>
-                  <w14:uncheckedState w14:val="2610" w14:font="MS Gothic"/>
-                </w14:checkbox>
-              </w:sdtPr>
-              <w:sdtContent>
-                <w:r>
-                  <w:rPr>
-                    <w:rFonts w:ascii="Segoe UI Symbol" w:eastAsia="MS Gothic" w:hAnsi="Segoe UI Symbol" w:cs="Segoe UI Symbol"/>
-                    <w:lang w:val="en-US"/>
-                  </w:rPr>
-                  <w:t>☐</w:t>
-                </w:r>
-              </w:sdtContent>
-            </w:sdt>
-            <w:sdt>
-              <w:sdtPr>
-                <w:rPr>
-                  <w:rFonts w:ascii="Arial" w:hAnsi="Arial" w:cs="Arial"/>
-                  <w:lang w:val="en-US"/>
-                </w:rPr>
-                <w:id w:val="1470012916"/>
-                <w14:checkbox>
-                  <w14:checked w14:val="0"/>
-                  <w14:checkedState w14:val="2612" w14:font="MS Gothic"/>
-                  <w14:uncheckedState w14:val="2610" w14:font="MS Gothic"/>
-                </w14:checkbox>
-              </w:sdtPr>
-              <w:sdtContent>
-                <w:r>
-                  <w:rPr>
-                    <w:rFonts w:ascii="Segoe UI Symbol" w:eastAsia="MS Gothic" w:hAnsi="Segoe UI Symbol" w:cs="Segoe UI Symbol"/>
-                    <w:lang w:val="en-US"/>
-                  </w:rPr>
-                  <w:t>☐</w:t>
-                </w:r>
-              </w:sdtContent>
-            </w:sdt>
             <w:r>
               <w:t xml:space="preserve">{{r phase_angle }}</w:t>
             </w:r>
@@ -2200,29 +1935,6 @@
                 <w:lang w:val="en-US"/>
               </w:rPr>
             </w:pPr>
-            <w:sdt>
-              <w:sdtPr>
-                <w:rPr>
-                  <w:rFonts w:ascii="Arial" w:hAnsi="Arial" w:cs="Arial"/>
-                  <w:lang w:val="en-US"/>
-                </w:rPr>
-                <w:id w:val="-1483842583"/>
-                <w14:checkbox>
-                  <w14:checked w14:val="0"/>
-                  <w14:checkedState w14:val="2612" w14:font="MS Gothic"/>
-                  <w14:uncheckedState w14:val="2610" w14:font="MS Gothic"/>
-                </w14:checkbox>
-              </w:sdtPr>
-              <w:sdtContent>
-                <w:r>
-                  <w:rPr>
-                    <w:rFonts w:ascii="Segoe UI Symbol" w:eastAsia="MS Gothic" w:hAnsi="Segoe UI Symbol" w:cs="Segoe UI Symbol"/>
-                    <w:lang w:val="en-US"/>
-                  </w:rPr>
-                  <w:t>☐</w:t>
-                </w:r>
-              </w:sdtContent>
-            </w:sdt>
             <w:r>
               <w:t xml:space="preserve">{{r eut_configuration }}</w:t>
             </w:r>

--- a/datasheet_gen/word_templates/VOLTAGEDIPS.docx
+++ b/datasheet_gen/word_templates/VOLTAGEDIPS.docx
@@ -3267,7 +3267,7 @@
           <w:szCs w:val="20"/>
           <w:u w:val="none"/>
         </w:rPr>
-        <w:t>Photo</w:t>
+        <w:t>{{ img_photo_1_caption }}</w:t>
       </w:r>
       <w:r>
         <w:rPr>
@@ -3281,7 +3281,6 @@
           <w:color w:val="auto"/>
           <w:u w:val="none"/>
         </w:rPr>
-        <w:t xml:space="preserve"> </w:t>
       </w:r>
       <w:r>
         <w:rPr>
@@ -3297,7 +3296,6 @@
           <w:szCs w:val="20"/>
           <w:u w:val="none"/>
         </w:rPr>
-        <w:fldChar w:fldCharType="begin"/>
       </w:r>
       <w:r>
         <w:rPr>
@@ -3313,7 +3311,6 @@
           <w:szCs w:val="20"/>
           <w:u w:val="none"/>
         </w:rPr>
-        <w:instrText xml:space="preserve"> SEQ Photo \* ARABIC </w:instrText>
       </w:r>
       <w:r>
         <w:rPr>
@@ -3329,7 +3326,6 @@
           <w:szCs w:val="20"/>
           <w:u w:val="none"/>
         </w:rPr>
-        <w:fldChar w:fldCharType="separate"/>
       </w:r>
       <w:r>
         <w:rPr>
@@ -3345,7 +3341,6 @@
           <w:szCs w:val="20"/>
           <w:u w:val="none"/>
         </w:rPr>
-        <w:t>1</w:t>
       </w:r>
       <w:r>
         <w:rPr>
@@ -3361,7 +3356,6 @@
           <w:szCs w:val="20"/>
           <w:u w:val="none"/>
         </w:rPr>
-        <w:fldChar w:fldCharType="end"/>
       </w:r>
       <w:r>
         <w:rPr>
@@ -3377,7 +3371,6 @@
           <w:szCs w:val="20"/>
           <w:u w:val="none"/>
         </w:rPr>
-        <w:t>:</w:t>
       </w:r>
       <w:r>
         <w:rPr>
@@ -3391,7 +3384,6 @@
           <w:szCs w:val="20"/>
           <w:u w:val="none"/>
         </w:rPr>
-        <w:t xml:space="preserve"> </w:t>
       </w:r>
       <w:r>
         <w:rPr>
@@ -3404,7 +3396,6 @@
           <w:sz w:val="20"/>
           <w:szCs w:val="20"/>
         </w:rPr>
-        <w:t>Voltage Dips and short Interruptions test setup</w:t>
       </w:r>
       <w:bookmarkEnd w:id="135"/>
     </w:p>

--- a/datasheet_gen/word_templates/VOLTAGEDIPS.docx
+++ b/datasheet_gen/word_templates/VOLTAGEDIPS.docx
@@ -1321,110 +1321,6 @@
                 <w:lang w:val="en-US"/>
               </w:rPr>
             </w:pPr>
-            <w:sdt>
-              <w:sdtPr>
-                <w:rPr>
-                  <w:rFonts w:ascii="Arial" w:hAnsi="Arial" w:cs="Arial"/>
-                  <w:lang w:val="en-US"/>
-                </w:rPr>
-                <w:id w:val="402883890"/>
-                <w:placeholder>
-                  <w:docPart w:val="981122F947D5481ABB698EDDF09EC20E"/>
-                </w:placeholder>
-                <w14:checkbox>
-                  <w14:checked w14:val="0"/>
-                  <w14:checkedState w14:val="2612" w14:font="MS Gothic"/>
-                  <w14:uncheckedState w14:val="2610" w14:font="MS Gothic"/>
-                </w14:checkbox>
-              </w:sdtPr>
-              <w:sdtContent>
-                <w:r>
-                  <w:rPr>
-                    <w:rFonts w:ascii="Segoe UI Symbol" w:eastAsia="MS Gothic" w:hAnsi="Segoe UI Symbol" w:cs="Segoe UI Symbol"/>
-                    <w:lang w:val="en-US"/>
-                  </w:rPr>
-                  <w:t>☐</w:t>
-                </w:r>
-              </w:sdtContent>
-            </w:sdt>
-            <w:sdt>
-              <w:sdtPr>
-                <w:rPr>
-                  <w:rFonts w:ascii="Arial" w:hAnsi="Arial" w:cs="Arial"/>
-                  <w:lang w:val="en-US"/>
-                </w:rPr>
-                <w:id w:val="713388532"/>
-                <w:placeholder>
-                  <w:docPart w:val="7A269D7896044C6C93A0E6287AB31662"/>
-                </w:placeholder>
-                <w14:checkbox>
-                  <w14:checked w14:val="0"/>
-                  <w14:checkedState w14:val="2612" w14:font="MS Gothic"/>
-                  <w14:uncheckedState w14:val="2610" w14:font="MS Gothic"/>
-                </w14:checkbox>
-              </w:sdtPr>
-              <w:sdtContent>
-                <w:r>
-                  <w:rPr>
-                    <w:rFonts w:ascii="Segoe UI Symbol" w:eastAsia="MS Gothic" w:hAnsi="Segoe UI Symbol" w:cs="Segoe UI Symbol"/>
-                    <w:lang w:val="en-US"/>
-                  </w:rPr>
-                  <w:t>☐</w:t>
-                </w:r>
-              </w:sdtContent>
-            </w:sdt>
-            <w:sdt>
-              <w:sdtPr>
-                <w:rPr>
-                  <w:rFonts w:ascii="Arial" w:hAnsi="Arial" w:cs="Arial"/>
-                  <w:lang w:val="en-US"/>
-                </w:rPr>
-                <w:id w:val="151646144"/>
-                <w:placeholder>
-                  <w:docPart w:val="4255864D907440A0A29B0E41EF9025BA"/>
-                </w:placeholder>
-                <w14:checkbox>
-                  <w14:checked w14:val="0"/>
-                  <w14:checkedState w14:val="2612" w14:font="MS Gothic"/>
-                  <w14:uncheckedState w14:val="2610" w14:font="MS Gothic"/>
-                </w14:checkbox>
-              </w:sdtPr>
-              <w:sdtContent>
-                <w:r>
-                  <w:rPr>
-                    <w:rFonts w:ascii="Segoe UI Symbol" w:eastAsia="MS Gothic" w:hAnsi="Segoe UI Symbol" w:cs="Segoe UI Symbol"/>
-                    <w:lang w:val="en-US"/>
-                  </w:rPr>
-                  <w:t>☐</w:t>
-                </w:r>
-              </w:sdtContent>
-            </w:sdt>
-            <w:sdt>
-              <w:sdtPr>
-                <w:rPr>
-                  <w:rFonts w:ascii="Arial" w:hAnsi="Arial" w:cs="Arial"/>
-                  <w:lang w:val="en-US"/>
-                </w:rPr>
-                <w:id w:val="-26791447"/>
-                <w:placeholder>
-                  <w:docPart w:val="AC66EF559239416484D80EA1A779E95E"/>
-                </w:placeholder>
-                <w14:checkbox>
-                  <w14:checked w14:val="0"/>
-                  <w14:checkedState w14:val="2612" w14:font="MS Gothic"/>
-                  <w14:uncheckedState w14:val="2610" w14:font="MS Gothic"/>
-                </w14:checkbox>
-              </w:sdtPr>
-              <w:sdtContent>
-                <w:r>
-                  <w:rPr>
-                    <w:rFonts w:ascii="Segoe UI Symbol" w:eastAsia="MS Gothic" w:hAnsi="Segoe UI Symbol" w:cs="Segoe UI Symbol"/>
-                    <w:lang w:val="en-US"/>
-                  </w:rPr>
-                  <w:t>☐</w:t>
-                </w:r>
-              </w:sdtContent>
-            </w:sdt>
             <w:r>
               <w:t xml:space="preserve">{{r immunity_test_requirement }}</w:t>
             </w:r>
@@ -1471,29 +1367,6 @@
                 <w:lang w:val="en-US"/>
               </w:rPr>
             </w:pPr>
-            <w:sdt>
-              <w:sdtPr>
-                <w:rPr>
-                  <w:rFonts w:ascii="Arial" w:hAnsi="Arial" w:cs="Arial"/>
-                  <w:lang w:val="en-US"/>
-                </w:rPr>
-                <w:id w:val="-746730312"/>
-                <w14:checkbox>
-                  <w14:checked w14:val="0"/>
-                  <w14:checkedState w14:val="2612" w14:font="MS Gothic"/>
-                  <w14:uncheckedState w14:val="2610" w14:font="MS Gothic"/>
-                </w14:checkbox>
-              </w:sdtPr>
-              <w:sdtContent>
-                <w:r>
-                  <w:rPr>
-                    <w:rFonts w:ascii="Segoe UI Symbol" w:eastAsia="MS Gothic" w:hAnsi="Segoe UI Symbol" w:cs="Segoe UI Symbol"/>
-                    <w:lang w:val="en-US"/>
-                  </w:rPr>
-                  <w:t>☐</w:t>
-                </w:r>
-              </w:sdtContent>
-            </w:sdt>
             <w:r>
               <w:t xml:space="preserve">{{r test_port }}</w:t>
             </w:r>
@@ -1811,52 +1684,6 @@
                 <w:lang w:val="en-US"/>
               </w:rPr>
             </w:pPr>
-            <w:sdt>
-              <w:sdtPr>
-                <w:rPr>
-                  <w:rFonts w:ascii="Arial" w:hAnsi="Arial" w:cs="Arial"/>
-                  <w:lang w:val="en-US"/>
-                </w:rPr>
-                <w:id w:val="497855683"/>
-                <w14:checkbox>
-                  <w14:checked w14:val="0"/>
-                  <w14:checkedState w14:val="2612" w14:font="MS Gothic"/>
-                  <w14:uncheckedState w14:val="2610" w14:font="MS Gothic"/>
-                </w14:checkbox>
-              </w:sdtPr>
-              <w:sdtContent>
-                <w:r>
-                  <w:rPr>
-                    <w:rFonts w:ascii="Segoe UI Symbol" w:eastAsia="MS Gothic" w:hAnsi="Segoe UI Symbol" w:cs="Segoe UI Symbol"/>
-                    <w:lang w:val="en-US"/>
-                  </w:rPr>
-                  <w:t>☐</w:t>
-                </w:r>
-              </w:sdtContent>
-            </w:sdt>
-            <w:sdt>
-              <w:sdtPr>
-                <w:rPr>
-                  <w:rFonts w:ascii="Arial" w:hAnsi="Arial" w:cs="Arial"/>
-                  <w:lang w:val="en-US"/>
-                </w:rPr>
-                <w:id w:val="292412843"/>
-                <w14:checkbox>
-                  <w14:checked w14:val="0"/>
-                  <w14:checkedState w14:val="2612" w14:font="MS Gothic"/>
-                  <w14:uncheckedState w14:val="2610" w14:font="MS Gothic"/>
-                </w14:checkbox>
-              </w:sdtPr>
-              <w:sdtContent>
-                <w:r>
-                  <w:rPr>
-                    <w:rFonts w:ascii="Segoe UI Symbol" w:eastAsia="MS Gothic" w:hAnsi="Segoe UI Symbol" w:cs="Segoe UI Symbol"/>
-                    <w:lang w:val="en-US"/>
-                  </w:rPr>
-                  <w:t>☐</w:t>
-                </w:r>
-              </w:sdtContent>
-            </w:sdt>
             <w:r>
               <w:t xml:space="preserve">{{r number_of_dips_interruptions }}</w:t>
             </w:r>
@@ -1903,52 +1730,6 @@
                 <w:lang w:val="en-US"/>
               </w:rPr>
             </w:pPr>
-            <w:sdt>
-              <w:sdtPr>
-                <w:rPr>
-                  <w:rFonts w:ascii="Arial" w:hAnsi="Arial" w:cs="Arial"/>
-                  <w:lang w:val="en-US"/>
-                </w:rPr>
-                <w:id w:val="-2139105437"/>
-                <w14:checkbox>
-                  <w14:checked w14:val="0"/>
-                  <w14:checkedState w14:val="2612" w14:font="MS Gothic"/>
-                  <w14:uncheckedState w14:val="2610" w14:font="MS Gothic"/>
-                </w14:checkbox>
-              </w:sdtPr>
-              <w:sdtContent>
-                <w:r>
-                  <w:rPr>
-                    <w:rFonts w:ascii="Segoe UI Symbol" w:eastAsia="MS Gothic" w:hAnsi="Segoe UI Symbol" w:cs="Segoe UI Symbol"/>
-                    <w:lang w:val="en-US"/>
-                  </w:rPr>
-                  <w:t>☐</w:t>
-                </w:r>
-              </w:sdtContent>
-            </w:sdt>
-            <w:sdt>
-              <w:sdtPr>
-                <w:rPr>
-                  <w:rFonts w:ascii="Arial" w:hAnsi="Arial" w:cs="Arial"/>
-                  <w:lang w:val="en-US"/>
-                </w:rPr>
-                <w:id w:val="1601140607"/>
-                <w14:checkbox>
-                  <w14:checked w14:val="0"/>
-                  <w14:checkedState w14:val="2612" w14:font="MS Gothic"/>
-                  <w14:uncheckedState w14:val="2610" w14:font="MS Gothic"/>
-                </w14:checkbox>
-              </w:sdtPr>
-              <w:sdtContent>
-                <w:r>
-                  <w:rPr>
-                    <w:rFonts w:ascii="Segoe UI Symbol" w:eastAsia="MS Gothic" w:hAnsi="Segoe UI Symbol" w:cs="Segoe UI Symbol"/>
-                    <w:lang w:val="en-US"/>
-                  </w:rPr>
-                  <w:t>☐</w:t>
-                </w:r>
-              </w:sdtContent>
-            </w:sdt>
             <w:r>
               <w:t xml:space="preserve">{{r time_between_dips_interruptions }}</w:t>
             </w:r>
@@ -1995,52 +1776,6 @@
                 <w:lang w:val="en-US"/>
               </w:rPr>
             </w:pPr>
-            <w:sdt>
-              <w:sdtPr>
-                <w:rPr>
-                  <w:rFonts w:ascii="Arial" w:hAnsi="Arial" w:cs="Arial"/>
-                  <w:lang w:val="en-US"/>
-                </w:rPr>
-                <w:id w:val="1117254203"/>
-                <w14:checkbox>
-                  <w14:checked w14:val="0"/>
-                  <w14:checkedState w14:val="2612" w14:font="MS Gothic"/>
-                  <w14:uncheckedState w14:val="2610" w14:font="MS Gothic"/>
-                </w14:checkbox>
-              </w:sdtPr>
-              <w:sdtContent>
-                <w:r>
-                  <w:rPr>
-                    <w:rFonts w:ascii="Segoe UI Symbol" w:eastAsia="MS Gothic" w:hAnsi="Segoe UI Symbol" w:cs="Segoe UI Symbol"/>
-                    <w:lang w:val="en-US"/>
-                  </w:rPr>
-                  <w:t>☐</w:t>
-                </w:r>
-              </w:sdtContent>
-            </w:sdt>
-            <w:sdt>
-              <w:sdtPr>
-                <w:rPr>
-                  <w:rFonts w:ascii="Arial" w:hAnsi="Arial" w:cs="Arial"/>
-                  <w:lang w:val="en-US"/>
-                </w:rPr>
-                <w:id w:val="1470012916"/>
-                <w14:checkbox>
-                  <w14:checked w14:val="0"/>
-                  <w14:checkedState w14:val="2612" w14:font="MS Gothic"/>
-                  <w14:uncheckedState w14:val="2610" w14:font="MS Gothic"/>
-                </w14:checkbox>
-              </w:sdtPr>
-              <w:sdtContent>
-                <w:r>
-                  <w:rPr>
-                    <w:rFonts w:ascii="Segoe UI Symbol" w:eastAsia="MS Gothic" w:hAnsi="Segoe UI Symbol" w:cs="Segoe UI Symbol"/>
-                    <w:lang w:val="en-US"/>
-                  </w:rPr>
-                  <w:t>☐</w:t>
-                </w:r>
-              </w:sdtContent>
-            </w:sdt>
             <w:r>
               <w:t xml:space="preserve">{{r phase_angle }}</w:t>
             </w:r>
@@ -2200,31 +1935,8 @@
                 <w:lang w:val="en-US"/>
               </w:rPr>
             </w:pPr>
-            <w:sdt>
-              <w:sdtPr>
-                <w:rPr>
-                  <w:rFonts w:ascii="Arial" w:hAnsi="Arial" w:cs="Arial"/>
-                  <w:lang w:val="en-US"/>
-                </w:rPr>
-                <w:id w:val="-1483842583"/>
-                <w14:checkbox>
-                  <w14:checked w14:val="0"/>
-                  <w14:checkedState w14:val="2612" w14:font="MS Gothic"/>
-                  <w14:uncheckedState w14:val="2610" w14:font="MS Gothic"/>
-                </w14:checkbox>
-              </w:sdtPr>
-              <w:sdtContent>
-                <w:r>
-                  <w:rPr>
-                    <w:rFonts w:ascii="Segoe UI Symbol" w:eastAsia="MS Gothic" w:hAnsi="Segoe UI Symbol" w:cs="Segoe UI Symbol"/>
-                    <w:lang w:val="en-US"/>
-                  </w:rPr>
-                  <w:t>☐</w:t>
-                </w:r>
-              </w:sdtContent>
-            </w:sdt>
-            <w:r>
-              <w:t xml:space="preserve">{{r eut_configuration }}</w:t>
+            <w:r>
+              <w:t>{{r eut_configuration_col_1 }}</w:t>
             </w:r>
           </w:p>
         </w:tc>
@@ -2237,6 +1949,10 @@
           <w:p>
             <w:r>
               <w:t xml:space="preserve"/>
+            </w:r>
+            <w:r>
+              <w:rPr/>
+              <w:t>{{r eut_configuration_col_2 }}</w:t>
             </w:r>
           </w:p>
         </w:tc>

--- a/datasheet_gen/word_templates/VOLTAGEDIPS.docx
+++ b/datasheet_gen/word_templates/VOLTAGEDIPS.docx
@@ -2363,200 +2363,7 @@
     </w:p>
     <w:p>
       <w:r>
-        <w:t xml:space="preserve">{%p for g in vdips_dips_groups %}</w:t>
-      </w:r>
-    </w:p>
-    <w:p>
-      <w:r>
-        <w:t xml:space="preserve">{{ g.combo }}</w:t>
-      </w:r>
-    </w:p>
-    <w:tbl>
-      <w:tblPr>
-        <w:tblStyle w:val="TableGrid"/>
-        <w:tblW w:w="5000" w:type="pct"/>
-        <w:tblLook w:val="04A0" w:firstRow="1" w:lastRow="0" w:firstColumn="1" w:lastColumn="0" w:noHBand="0" w:noVBand="1"/>
-      </w:tblPr>
-      <w:tblGrid>
-        <w:gridCol w:w="3005"/>
-        <w:gridCol w:w="3005"/>
-        <w:gridCol w:w="3006"/>
-      </w:tblGrid>
-      <w:tr>
-        <w:trPr>
-          <w:trHeight w:val="340"/>
-          <w:tblHeader/>
-        </w:trPr>
-        <w:tc>
-          <w:tcPr>
-            <w:tcW w:w="1666" w:type="pct"/>
-            <w:vAlign w:val="center"/>
-          </w:tcPr>
-          <w:p>
-            <w:pPr>
-              <w:jc w:val="center"/>
-              <w:rPr>
-                <w:rFonts w:ascii="Arial" w:hAnsi="Arial" w:cs="Arial"/>
-                <w:b/>
-                <w:bCs/>
-                <w:lang w:val="en-US"/>
-              </w:rPr>
-            </w:pPr>
-            <w:r>
-              <w:rPr>
-                <w:rFonts w:ascii="Arial" w:hAnsi="Arial" w:cs="Arial"/>
-                <w:b/>
-                <w:bCs/>
-                <w:lang w:val="en-US"/>
-              </w:rPr>
-              <w:t>Test Level % Ut</w:t>
-            </w:r>
-          </w:p>
-        </w:tc>
-        <w:tc>
-          <w:tcPr>
-            <w:tcW w:w="1666" w:type="pct"/>
-            <w:vAlign w:val="center"/>
-          </w:tcPr>
-          <w:p>
-            <w:pPr>
-              <w:jc w:val="center"/>
-              <w:rPr>
-                <w:rFonts w:ascii="Arial" w:hAnsi="Arial" w:cs="Arial"/>
-                <w:b/>
-                <w:bCs/>
-                <w:lang w:val="en-US"/>
-              </w:rPr>
-            </w:pPr>
-            <w:r>
-              <w:rPr>
-                <w:rFonts w:ascii="Arial" w:hAnsi="Arial" w:cs="Arial"/>
-                <w:b/>
-                <w:bCs/>
-                <w:lang w:val="en-US"/>
-              </w:rPr>
-              <w:t>Duration (cycles/periods)</w:t>
-            </w:r>
-          </w:p>
-        </w:tc>
-        <w:tc>
-          <w:tcPr>
-            <w:tcW w:w="1667" w:type="pct"/>
-            <w:vAlign w:val="center"/>
-          </w:tcPr>
-          <w:p>
-            <w:pPr>
-              <w:jc w:val="center"/>
-              <w:rPr>
-                <w:rFonts w:ascii="Arial" w:hAnsi="Arial" w:cs="Arial"/>
-                <w:b/>
-                <w:bCs/>
-                <w:lang w:val="en-US"/>
-              </w:rPr>
-            </w:pPr>
-            <w:r>
-              <w:rPr>
-                <w:rFonts w:ascii="Arial" w:hAnsi="Arial" w:cs="Arial"/>
-                <w:b/>
-                <w:bCs/>
-                <w:lang w:val="en-US"/>
-              </w:rPr>
-              <w:t>Observation</w:t>
-            </w:r>
-          </w:p>
-        </w:tc>
-      </w:tr>
-      <w:tr>
-        <w:tc>
-          <w:tcPr>
-            <w:tcW w:type="dxa" w:w="3005"/>
-          </w:tcPr>
-          <w:p>
-            <w:r>
-              <w:t xml:space="preserve">{%tr for r in g.rows %}</w:t>
-            </w:r>
-          </w:p>
-        </w:tc>
-        <w:tc>
-          <w:tcPr>
-            <w:tcW w:type="dxa" w:w="3005"/>
-          </w:tcPr>
-          <w:p/>
-        </w:tc>
-        <w:tc>
-          <w:tcPr>
-            <w:tcW w:type="dxa" w:w="3006"/>
-          </w:tcPr>
-          <w:p/>
-        </w:tc>
-      </w:tr>
-      <w:tr>
-        <w:trPr>
-          <w:trHeight w:val="340"/>
-        </w:trPr>
-        <w:tc>
-          <w:tcPr>
-            <w:tcW w:w="1666" w:type="pct"/>
-            <w:vAlign w:val="center"/>
-          </w:tcPr>
-          <w:p>
-            <w:r>
-              <w:t xml:space="preserve">{{ r.pct }}</w:t>
-            </w:r>
-          </w:p>
-        </w:tc>
-        <w:tc>
-          <w:tcPr>
-            <w:tcW w:w="1666" w:type="pct"/>
-            <w:vAlign w:val="center"/>
-          </w:tcPr>
-          <w:p>
-            <w:r>
-              <w:t xml:space="preserve">{{ r.dur }}</w:t>
-            </w:r>
-          </w:p>
-        </w:tc>
-        <w:tc>
-          <w:tcPr>
-            <w:tcW w:w="1667" w:type="pct"/>
-            <w:vAlign w:val="center"/>
-          </w:tcPr>
-          <w:p>
-            <w:r>
-              <w:t xml:space="preserve">{{ r.obs }}</w:t>
-            </w:r>
-          </w:p>
-        </w:tc>
-      </w:tr>
-      <w:tr>
-        <w:tc>
-          <w:tcPr>
-            <w:tcW w:type="dxa" w:w="3005"/>
-          </w:tcPr>
-          <w:p>
-            <w:r/>
-            <w:r>
-              <w:t>{%tr endfor %}</w:t>
-            </w:r>
-          </w:p>
-        </w:tc>
-        <w:tc>
-          <w:tcPr>
-            <w:tcW w:type="dxa" w:w="3005"/>
-          </w:tcPr>
-          <w:p/>
-        </w:tc>
-        <w:tc>
-          <w:tcPr>
-            <w:tcW w:type="dxa" w:w="3006"/>
-          </w:tcPr>
-          <w:p/>
-        </w:tc>
-      </w:tr>
-    </w:tbl>
-    <w:p>
-      <w:r>
-        <w:t xml:space="preserve">{%p endfor %}</w:t>
+        <w:t>[[dips tables]]</w:t>
       </w:r>
     </w:p>
     <w:p>
@@ -2582,203 +2389,7 @@
     </w:p>
     <w:p>
       <w:r>
-        <w:t xml:space="preserve">{%p for g in vdips_intr_groups %}</w:t>
-      </w:r>
-    </w:p>
-    <w:p>
-      <w:r>
-        <w:t xml:space="preserve">{{ g.combo }}</w:t>
-      </w:r>
-    </w:p>
-    <w:tbl>
-      <w:tblPr>
-        <w:tblStyle w:val="TableGrid"/>
-        <w:tblW w:w="5000" w:type="pct"/>
-        <w:jc w:val="center"/>
-        <w:tblLook w:val="04A0" w:firstRow="1" w:lastRow="0" w:firstColumn="1" w:lastColumn="0" w:noHBand="0" w:noVBand="1"/>
-      </w:tblPr>
-      <w:tblGrid>
-        <w:gridCol w:w="3005"/>
-        <w:gridCol w:w="3005"/>
-        <w:gridCol w:w="3006"/>
-      </w:tblGrid>
-      <w:tr>
-        <w:trPr>
-          <w:trHeight w:val="340"/>
-          <w:jc w:val="center"/>
-          <w:tblHeader/>
-        </w:trPr>
-        <w:tc>
-          <w:tcPr>
-            <w:tcW w:w="1666" w:type="pct"/>
-            <w:vAlign w:val="center"/>
-          </w:tcPr>
-          <w:p>
-            <w:pPr>
-              <w:jc w:val="center"/>
-              <w:rPr>
-                <w:rFonts w:ascii="Arial" w:hAnsi="Arial" w:cs="Arial"/>
-                <w:b/>
-                <w:bCs/>
-                <w:lang w:val="en-US"/>
-              </w:rPr>
-            </w:pPr>
-            <w:r>
-              <w:rPr>
-                <w:rFonts w:ascii="Arial" w:hAnsi="Arial" w:cs="Arial"/>
-                <w:b/>
-                <w:bCs/>
-                <w:lang w:val="en-US"/>
-              </w:rPr>
-              <w:t>Test Level % Ut</w:t>
-            </w:r>
-          </w:p>
-        </w:tc>
-        <w:tc>
-          <w:tcPr>
-            <w:tcW w:w="1666" w:type="pct"/>
-            <w:vAlign w:val="center"/>
-          </w:tcPr>
-          <w:p>
-            <w:pPr>
-              <w:jc w:val="center"/>
-              <w:rPr>
-                <w:rFonts w:ascii="Arial" w:hAnsi="Arial" w:cs="Arial"/>
-                <w:b/>
-                <w:bCs/>
-                <w:lang w:val="en-US"/>
-              </w:rPr>
-            </w:pPr>
-            <w:r>
-              <w:rPr>
-                <w:rFonts w:ascii="Arial" w:hAnsi="Arial" w:cs="Arial"/>
-                <w:b/>
-                <w:bCs/>
-                <w:lang w:val="en-US"/>
-              </w:rPr>
-              <w:t>Duration (cycles/periods)</w:t>
-            </w:r>
-          </w:p>
-        </w:tc>
-        <w:tc>
-          <w:tcPr>
-            <w:tcW w:w="1667" w:type="pct"/>
-            <w:vAlign w:val="center"/>
-          </w:tcPr>
-          <w:p>
-            <w:pPr>
-              <w:jc w:val="center"/>
-              <w:rPr>
-                <w:rFonts w:ascii="Arial" w:hAnsi="Arial" w:cs="Arial"/>
-                <w:b/>
-                <w:bCs/>
-                <w:lang w:val="en-US"/>
-              </w:rPr>
-            </w:pPr>
-            <w:r>
-              <w:rPr>
-                <w:rFonts w:ascii="Arial" w:hAnsi="Arial" w:cs="Arial"/>
-                <w:b/>
-                <w:bCs/>
-                <w:lang w:val="en-US"/>
-              </w:rPr>
-              <w:t>Observation</w:t>
-            </w:r>
-          </w:p>
-        </w:tc>
-      </w:tr>
-      <w:tr>
-        <w:tc>
-          <w:tcPr>
-            <w:tcW w:type="dxa" w:w="3005"/>
-          </w:tcPr>
-          <w:p>
-            <w:r>
-              <w:t xml:space="preserve">{%tr for r in g.rows %}</w:t>
-            </w:r>
-          </w:p>
-        </w:tc>
-        <w:tc>
-          <w:tcPr>
-            <w:tcW w:type="dxa" w:w="3005"/>
-          </w:tcPr>
-          <w:p/>
-        </w:tc>
-        <w:tc>
-          <w:tcPr>
-            <w:tcW w:type="dxa" w:w="3006"/>
-          </w:tcPr>
-          <w:p/>
-        </w:tc>
-      </w:tr>
-      <w:tr>
-        <w:trPr>
-          <w:trHeight w:val="340"/>
-          <w:jc w:val="center"/>
-        </w:trPr>
-        <w:tc>
-          <w:tcPr>
-            <w:tcW w:w="1666" w:type="pct"/>
-            <w:vAlign w:val="center"/>
-          </w:tcPr>
-          <w:p>
-            <w:r>
-              <w:t xml:space="preserve">{{ r.pct }}</w:t>
-            </w:r>
-          </w:p>
-        </w:tc>
-        <w:tc>
-          <w:tcPr>
-            <w:tcW w:w="1666" w:type="pct"/>
-            <w:vAlign w:val="center"/>
-          </w:tcPr>
-          <w:p>
-            <w:r>
-              <w:t xml:space="preserve">{{ r.dur }}</w:t>
-            </w:r>
-          </w:p>
-        </w:tc>
-        <w:tc>
-          <w:tcPr>
-            <w:tcW w:w="1667" w:type="pct"/>
-            <w:vAlign w:val="center"/>
-          </w:tcPr>
-          <w:p>
-            <w:r>
-              <w:t xml:space="preserve">{{ r.obs }}</w:t>
-            </w:r>
-          </w:p>
-        </w:tc>
-      </w:tr>
-      <w:tr>
-        <w:tc>
-          <w:tcPr>
-            <w:tcW w:type="dxa" w:w="3005"/>
-          </w:tcPr>
-          <w:p>
-            <w:r/>
-            <w:r>
-              <w:t>{%tr endfor %}</w:t>
-            </w:r>
-          </w:p>
-        </w:tc>
-        <w:tc>
-          <w:tcPr>
-            <w:tcW w:type="dxa" w:w="3005"/>
-          </w:tcPr>
-          <w:p/>
-        </w:tc>
-        <w:tc>
-          <w:tcPr>
-            <w:tcW w:type="dxa" w:w="3006"/>
-          </w:tcPr>
-          <w:p/>
-        </w:tc>
-      </w:tr>
-    </w:tbl>
-    <w:p>
-      <w:r>
-        <w:t xml:space="preserve">{%p endfor %}</w:t>
+        <w:t>[[interruption tables]]</w:t>
       </w:r>
     </w:p>
     <w:p>
@@ -3114,6 +2725,119 @@
         </w:rPr>
       </w:r>
       <w:bookmarkEnd w:id="135"/>
+    </w:p>
+    <w:p>
+      <w:pPr>
+        <w:pStyle w:val="Caption"/>
+        <w:spacing w:after="0" w:before="0"/>
+        <w:jc w:val="center"/>
+        <w:rPr>
+          <w:rFonts w:ascii="Arial" w:hAnsi="Arial" w:cs="Arial"/>
+          <w:b/>
+          <w:bCs/>
+          <w:i w:val="0"/>
+          <w:iCs w:val="0"/>
+          <w:color w:val="auto"/>
+          <w:sz w:val="20"/>
+          <w:szCs w:val="20"/>
+        </w:rPr>
+      </w:pPr>
+      <w:bookmarkStart w:id="136" w:name="_Toc225977190"/>
+      <w:r>
+        <w:rPr>
+          <w:rStyle w:val="Hyperlink"/>
+          <w:rFonts w:ascii="Arial" w:hAnsi="Arial" w:cs="Arial"/>
+          <w:b/>
+          <w:bCs/>
+          <w:i w:val="0"/>
+          <w:iCs w:val="0"/>
+          <w:noProof/>
+          <w:color w:val="auto"/>
+          <w:sz w:val="20"/>
+          <w:szCs w:val="20"/>
+          <w:u w:val="none"/>
+        </w:rPr>
+        <w:t xml:space="preserve">{%p for pic in re_extra_photos %}</w:t>
+      </w:r>
+      <w:bookmarkEnd w:id="136"/>
+    </w:p>
+    <w:p>
+      <w:pPr>
+        <w:spacing w:before="0" w:after="0"/>
+      </w:pPr>
+      <w:r>
+        <w:t xml:space="preserve">{{ pic.img }}</w:t>
+      </w:r>
+    </w:p>
+    <w:p>
+      <w:pPr>
+        <w:pStyle w:val="Caption"/>
+        <w:spacing w:after="0" w:before="0"/>
+        <w:jc w:val="center"/>
+        <w:rPr>
+          <w:rFonts w:ascii="Arial" w:hAnsi="Arial" w:cs="Arial"/>
+          <w:b/>
+          <w:bCs/>
+          <w:i w:val="0"/>
+          <w:iCs w:val="0"/>
+          <w:color w:val="auto"/>
+          <w:sz w:val="20"/>
+          <w:szCs w:val="20"/>
+        </w:rPr>
+      </w:pPr>
+      <w:bookmarkStart w:id="136" w:name="_Toc225977190"/>
+      <w:r>
+        <w:rPr>
+          <w:rStyle w:val="Hyperlink"/>
+          <w:rFonts w:ascii="Arial" w:hAnsi="Arial" w:cs="Arial"/>
+          <w:b/>
+          <w:bCs/>
+          <w:i w:val="0"/>
+          <w:iCs w:val="0"/>
+          <w:noProof/>
+          <w:color w:val="auto"/>
+          <w:sz w:val="20"/>
+          <w:szCs w:val="20"/>
+          <w:u w:val="none"/>
+        </w:rPr>
+        <w:t xml:space="preserve">{{ pic.caption }}</w:t>
+      </w:r>
+      <w:bookmarkEnd w:id="136"/>
+    </w:p>
+    <w:p>
+      <w:pPr>
+        <w:pStyle w:val="Caption"/>
+        <w:spacing w:after="0" w:before="0"/>
+        <w:jc w:val="center"/>
+        <w:rPr>
+          <w:rFonts w:ascii="Arial" w:hAnsi="Arial" w:cs="Arial"/>
+          <w:b/>
+          <w:bCs/>
+          <w:i w:val="0"/>
+          <w:iCs w:val="0"/>
+          <w:color w:val="auto"/>
+          <w:sz w:val="20"/>
+          <w:szCs w:val="20"/>
+        </w:rPr>
+      </w:pPr>
+      <w:bookmarkStart w:id="136" w:name="_Toc225977190"/>
+      <w:r>
+        <w:rPr>
+          <w:rStyle w:val="Hyperlink"/>
+          <w:rFonts w:ascii="Arial" w:hAnsi="Arial" w:cs="Arial"/>
+          <w:b/>
+          <w:bCs/>
+          <w:i w:val="0"/>
+          <w:iCs w:val="0"/>
+          <w:noProof/>
+          <w:color w:val="auto"/>
+          <w:sz w:val="20"/>
+          <w:szCs w:val="20"/>
+          <w:u w:val="none"/>
+        </w:rPr>
+        <w:t xml:space="preserve">{%p endfor %}</w:t>
+      </w:r>
+      <w:bookmarkEnd w:id="136"/>
     </w:p>
     <w:p>
       <w:pPr>
